--- a/ICV_Final_Report.docx
+++ b/ICV_Final_Report.docx
@@ -26,6 +26,7 @@
       <w:bookmarkEnd w:id="0"/>
       <w:r>
         <w:rPr>
+          <w:noProof/>
           <w:lang w:val="en-GB"/>
         </w:rPr>
         <w:drawing>
@@ -432,26 +433,6 @@
         <w:rPr>
           <w:rFonts w:eastAsia="Times New Roman" w:cs="Arial"/>
         </w:rPr>
-        <w:t>I DID NOT use Generative AI technology in the development, writing, or editing of this assignment.</w:t>
-      </w:r>
-    </w:p>
-    <w:p>
-      <w:pPr>
-        <w:rPr>
-          <w:rFonts w:cs="Arial"/>
-        </w:rPr>
-      </w:pPr>
-    </w:p>
-    <w:p>
-      <w:pPr>
-        <w:rPr>
-          <w:rFonts w:cs="Arial"/>
-        </w:rPr>
-      </w:pPr>
-      <w:r>
-        <w:rPr>
-          <w:rFonts w:eastAsia="Times New Roman" w:cs="Arial"/>
-        </w:rPr>
         <w:t>I DID use Generative AI technology in the development, writing, or editing of this assignment. I have included a copy of the reference used, and the output generated in the Appendix section.  If you have any concerns about whether you have used generative AI tools (in)correctly, please seek advice before submitting your assignment from academic staff responsible for the assessment that this submission relates to.  The shaded boxes are examples to help you with completing this section.</w:t>
       </w:r>
     </w:p>
@@ -946,8 +927,24 @@
         </w:rPr>
       </w:pPr>
     </w:p>
+    <w:p>
+      <w:pPr>
+        <w:rPr>
+          <w:rFonts w:cs="Arial"/>
+        </w:rPr>
+      </w:pPr>
+    </w:p>
     <w:sdt>
       <w:sdtPr>
+        <w:rPr>
+          <w:rFonts w:ascii="Arial" w:eastAsiaTheme="minorHAnsi" w:hAnsi="Arial" w:cstheme="minorBidi"/>
+          <w:color w:val="auto"/>
+          <w:kern w:val="2"/>
+          <w:sz w:val="24"/>
+          <w:szCs w:val="20"/>
+          <w:lang w:bidi="ne-NP"/>
+          <w14:ligatures w14:val="standardContextual"/>
+        </w:rPr>
         <w:id w:val="-789356539"/>
         <w:docPartObj>
           <w:docPartGallery w:val="Table of Contents"/>
@@ -956,16 +953,9 @@
       </w:sdtPr>
       <w:sdtEndPr>
         <w:rPr>
-          <w:rFonts w:ascii="Arial" w:eastAsiaTheme="minorHAnsi" w:hAnsi="Arial" w:cstheme="minorBidi"/>
           <w:b/>
           <w:bCs/>
           <w:noProof/>
-          <w:color w:val="auto"/>
-          <w:kern w:val="2"/>
-          <w:sz w:val="24"/>
-          <w:szCs w:val="20"/>
-          <w:lang w:bidi="ne-NP"/>
-          <w14:ligatures w14:val="standardContextual"/>
         </w:rPr>
       </w:sdtEndPr>
       <w:sdtContent>
@@ -978,6 +968,15 @@
           </w:r>
         </w:p>
         <w:p>
+          <w:pPr>
+            <w:pStyle w:val="TOC1"/>
+            <w:tabs>
+              <w:tab w:val="right" w:leader="dot" w:pos="9350"/>
+            </w:tabs>
+            <w:rPr>
+              <w:noProof/>
+            </w:rPr>
+          </w:pPr>
           <w:r>
             <w:fldChar w:fldCharType="begin"/>
           </w:r>
@@ -987,14 +986,3261 @@
           <w:r>
             <w:fldChar w:fldCharType="separate"/>
           </w:r>
-          <w:r>
+          <w:hyperlink w:anchor="_Toc229752128" w:history="1">
+            <w:r>
+              <w:rPr>
+                <w:rStyle w:val="Hyperlink"/>
+                <w:noProof/>
+              </w:rPr>
+              <w:t>Introduction</w:t>
+            </w:r>
+            <w:r>
+              <w:rPr>
+                <w:noProof/>
+                <w:webHidden/>
+              </w:rPr>
+              <w:tab/>
+            </w:r>
+            <w:r>
+              <w:rPr>
+                <w:noProof/>
+                <w:webHidden/>
+              </w:rPr>
+              <w:fldChar w:fldCharType="begin"/>
+            </w:r>
+            <w:r>
+              <w:rPr>
+                <w:noProof/>
+                <w:webHidden/>
+              </w:rPr>
+              <w:instrText xml:space="preserve"> PAGEREF _Toc229752128 \h </w:instrText>
+            </w:r>
+            <w:r>
+              <w:rPr>
+                <w:noProof/>
+                <w:webHidden/>
+              </w:rPr>
+            </w:r>
+            <w:r>
+              <w:rPr>
+                <w:noProof/>
+                <w:webHidden/>
+              </w:rPr>
+              <w:fldChar w:fldCharType="separate"/>
+            </w:r>
+            <w:r>
+              <w:rPr>
+                <w:noProof/>
+                <w:webHidden/>
+              </w:rPr>
+              <w:t>5</w:t>
+            </w:r>
+            <w:r>
+              <w:rPr>
+                <w:noProof/>
+                <w:webHidden/>
+              </w:rPr>
+              <w:fldChar w:fldCharType="end"/>
+            </w:r>
+          </w:hyperlink>
+        </w:p>
+        <w:p>
+          <w:pPr>
+            <w:pStyle w:val="TOC1"/>
+            <w:tabs>
+              <w:tab w:val="right" w:leader="dot" w:pos="9350"/>
+            </w:tabs>
             <w:rPr>
-              <w:b/>
-              <w:bCs/>
               <w:noProof/>
             </w:rPr>
-            <w:t>No table of contents entries found.</w:t>
-          </w:r>
+          </w:pPr>
+          <w:hyperlink w:anchor="_Toc229752129" w:history="1">
+            <w:r>
+              <w:rPr>
+                <w:rStyle w:val="Hyperlink"/>
+                <w:noProof/>
+              </w:rPr>
+              <w:t>Image 1</w:t>
+            </w:r>
+            <w:r>
+              <w:rPr>
+                <w:noProof/>
+                <w:webHidden/>
+              </w:rPr>
+              <w:tab/>
+            </w:r>
+            <w:r>
+              <w:rPr>
+                <w:noProof/>
+                <w:webHidden/>
+              </w:rPr>
+              <w:fldChar w:fldCharType="begin"/>
+            </w:r>
+            <w:r>
+              <w:rPr>
+                <w:noProof/>
+                <w:webHidden/>
+              </w:rPr>
+              <w:instrText xml:space="preserve"> PAGEREF _Toc229752129 \h </w:instrText>
+            </w:r>
+            <w:r>
+              <w:rPr>
+                <w:noProof/>
+                <w:webHidden/>
+              </w:rPr>
+            </w:r>
+            <w:r>
+              <w:rPr>
+                <w:noProof/>
+                <w:webHidden/>
+              </w:rPr>
+              <w:fldChar w:fldCharType="separate"/>
+            </w:r>
+            <w:r>
+              <w:rPr>
+                <w:noProof/>
+                <w:webHidden/>
+              </w:rPr>
+              <w:t>5</w:t>
+            </w:r>
+            <w:r>
+              <w:rPr>
+                <w:noProof/>
+                <w:webHidden/>
+              </w:rPr>
+              <w:fldChar w:fldCharType="end"/>
+            </w:r>
+          </w:hyperlink>
+        </w:p>
+        <w:p>
+          <w:pPr>
+            <w:pStyle w:val="TOC2"/>
+            <w:tabs>
+              <w:tab w:val="right" w:leader="dot" w:pos="9350"/>
+            </w:tabs>
+            <w:rPr>
+              <w:noProof/>
+            </w:rPr>
+          </w:pPr>
+          <w:hyperlink w:anchor="_Toc229752130" w:history="1">
+            <w:r>
+              <w:rPr>
+                <w:rStyle w:val="Hyperlink"/>
+                <w:noProof/>
+              </w:rPr>
+              <w:t>Analysis</w:t>
+            </w:r>
+            <w:r>
+              <w:rPr>
+                <w:noProof/>
+                <w:webHidden/>
+              </w:rPr>
+              <w:tab/>
+            </w:r>
+            <w:r>
+              <w:rPr>
+                <w:noProof/>
+                <w:webHidden/>
+              </w:rPr>
+              <w:fldChar w:fldCharType="begin"/>
+            </w:r>
+            <w:r>
+              <w:rPr>
+                <w:noProof/>
+                <w:webHidden/>
+              </w:rPr>
+              <w:instrText xml:space="preserve"> PAGEREF _Toc229752130 \h </w:instrText>
+            </w:r>
+            <w:r>
+              <w:rPr>
+                <w:noProof/>
+                <w:webHidden/>
+              </w:rPr>
+            </w:r>
+            <w:r>
+              <w:rPr>
+                <w:noProof/>
+                <w:webHidden/>
+              </w:rPr>
+              <w:fldChar w:fldCharType="separate"/>
+            </w:r>
+            <w:r>
+              <w:rPr>
+                <w:noProof/>
+                <w:webHidden/>
+              </w:rPr>
+              <w:t>5</w:t>
+            </w:r>
+            <w:r>
+              <w:rPr>
+                <w:noProof/>
+                <w:webHidden/>
+              </w:rPr>
+              <w:fldChar w:fldCharType="end"/>
+            </w:r>
+          </w:hyperlink>
+        </w:p>
+        <w:p>
+          <w:pPr>
+            <w:pStyle w:val="TOC2"/>
+            <w:tabs>
+              <w:tab w:val="right" w:leader="dot" w:pos="9350"/>
+            </w:tabs>
+            <w:rPr>
+              <w:noProof/>
+            </w:rPr>
+          </w:pPr>
+          <w:hyperlink w:anchor="_Toc229752131" w:history="1">
+            <w:r>
+              <w:rPr>
+                <w:rStyle w:val="Hyperlink"/>
+                <w:noProof/>
+              </w:rPr>
+              <w:t>Processing</w:t>
+            </w:r>
+            <w:r>
+              <w:rPr>
+                <w:noProof/>
+                <w:webHidden/>
+              </w:rPr>
+              <w:tab/>
+            </w:r>
+            <w:r>
+              <w:rPr>
+                <w:noProof/>
+                <w:webHidden/>
+              </w:rPr>
+              <w:fldChar w:fldCharType="begin"/>
+            </w:r>
+            <w:r>
+              <w:rPr>
+                <w:noProof/>
+                <w:webHidden/>
+              </w:rPr>
+              <w:instrText xml:space="preserve"> PAGEREF _Toc229752131 \h </w:instrText>
+            </w:r>
+            <w:r>
+              <w:rPr>
+                <w:noProof/>
+                <w:webHidden/>
+              </w:rPr>
+            </w:r>
+            <w:r>
+              <w:rPr>
+                <w:noProof/>
+                <w:webHidden/>
+              </w:rPr>
+              <w:fldChar w:fldCharType="separate"/>
+            </w:r>
+            <w:r>
+              <w:rPr>
+                <w:noProof/>
+                <w:webHidden/>
+              </w:rPr>
+              <w:t>5</w:t>
+            </w:r>
+            <w:r>
+              <w:rPr>
+                <w:noProof/>
+                <w:webHidden/>
+              </w:rPr>
+              <w:fldChar w:fldCharType="end"/>
+            </w:r>
+          </w:hyperlink>
+        </w:p>
+        <w:p>
+          <w:pPr>
+            <w:pStyle w:val="TOC2"/>
+            <w:tabs>
+              <w:tab w:val="right" w:leader="dot" w:pos="9350"/>
+            </w:tabs>
+            <w:rPr>
+              <w:noProof/>
+            </w:rPr>
+          </w:pPr>
+          <w:hyperlink w:anchor="_Toc229752132" w:history="1">
+            <w:r>
+              <w:rPr>
+                <w:rStyle w:val="Hyperlink"/>
+                <w:noProof/>
+              </w:rPr>
+              <w:t>Metrics</w:t>
+            </w:r>
+            <w:r>
+              <w:rPr>
+                <w:noProof/>
+                <w:webHidden/>
+              </w:rPr>
+              <w:tab/>
+            </w:r>
+            <w:r>
+              <w:rPr>
+                <w:noProof/>
+                <w:webHidden/>
+              </w:rPr>
+              <w:fldChar w:fldCharType="begin"/>
+            </w:r>
+            <w:r>
+              <w:rPr>
+                <w:noProof/>
+                <w:webHidden/>
+              </w:rPr>
+              <w:instrText xml:space="preserve"> PAGEREF _Toc229752132 \h </w:instrText>
+            </w:r>
+            <w:r>
+              <w:rPr>
+                <w:noProof/>
+                <w:webHidden/>
+              </w:rPr>
+            </w:r>
+            <w:r>
+              <w:rPr>
+                <w:noProof/>
+                <w:webHidden/>
+              </w:rPr>
+              <w:fldChar w:fldCharType="separate"/>
+            </w:r>
+            <w:r>
+              <w:rPr>
+                <w:noProof/>
+                <w:webHidden/>
+              </w:rPr>
+              <w:t>5</w:t>
+            </w:r>
+            <w:r>
+              <w:rPr>
+                <w:noProof/>
+                <w:webHidden/>
+              </w:rPr>
+              <w:fldChar w:fldCharType="end"/>
+            </w:r>
+          </w:hyperlink>
+        </w:p>
+        <w:p>
+          <w:pPr>
+            <w:pStyle w:val="TOC2"/>
+            <w:tabs>
+              <w:tab w:val="right" w:leader="dot" w:pos="9350"/>
+            </w:tabs>
+            <w:rPr>
+              <w:noProof/>
+            </w:rPr>
+          </w:pPr>
+          <w:hyperlink w:anchor="_Toc229752133" w:history="1">
+            <w:r>
+              <w:rPr>
+                <w:rStyle w:val="Hyperlink"/>
+                <w:noProof/>
+              </w:rPr>
+              <w:t>Conclusion</w:t>
+            </w:r>
+            <w:r>
+              <w:rPr>
+                <w:noProof/>
+                <w:webHidden/>
+              </w:rPr>
+              <w:tab/>
+            </w:r>
+            <w:r>
+              <w:rPr>
+                <w:noProof/>
+                <w:webHidden/>
+              </w:rPr>
+              <w:fldChar w:fldCharType="begin"/>
+            </w:r>
+            <w:r>
+              <w:rPr>
+                <w:noProof/>
+                <w:webHidden/>
+              </w:rPr>
+              <w:instrText xml:space="preserve"> PAGEREF _Toc229752133 \h </w:instrText>
+            </w:r>
+            <w:r>
+              <w:rPr>
+                <w:noProof/>
+                <w:webHidden/>
+              </w:rPr>
+            </w:r>
+            <w:r>
+              <w:rPr>
+                <w:noProof/>
+                <w:webHidden/>
+              </w:rPr>
+              <w:fldChar w:fldCharType="separate"/>
+            </w:r>
+            <w:r>
+              <w:rPr>
+                <w:noProof/>
+                <w:webHidden/>
+              </w:rPr>
+              <w:t>5</w:t>
+            </w:r>
+            <w:r>
+              <w:rPr>
+                <w:noProof/>
+                <w:webHidden/>
+              </w:rPr>
+              <w:fldChar w:fldCharType="end"/>
+            </w:r>
+          </w:hyperlink>
+        </w:p>
+        <w:p>
+          <w:pPr>
+            <w:pStyle w:val="TOC1"/>
+            <w:tabs>
+              <w:tab w:val="right" w:leader="dot" w:pos="9350"/>
+            </w:tabs>
+            <w:rPr>
+              <w:noProof/>
+            </w:rPr>
+          </w:pPr>
+          <w:hyperlink w:anchor="_Toc229752134" w:history="1">
+            <w:r>
+              <w:rPr>
+                <w:rStyle w:val="Hyperlink"/>
+                <w:noProof/>
+              </w:rPr>
+              <w:t>Image 2</w:t>
+            </w:r>
+            <w:r>
+              <w:rPr>
+                <w:noProof/>
+                <w:webHidden/>
+              </w:rPr>
+              <w:tab/>
+            </w:r>
+            <w:r>
+              <w:rPr>
+                <w:noProof/>
+                <w:webHidden/>
+              </w:rPr>
+              <w:fldChar w:fldCharType="begin"/>
+            </w:r>
+            <w:r>
+              <w:rPr>
+                <w:noProof/>
+                <w:webHidden/>
+              </w:rPr>
+              <w:instrText xml:space="preserve"> PAGEREF _Toc229752134 \h </w:instrText>
+            </w:r>
+            <w:r>
+              <w:rPr>
+                <w:noProof/>
+                <w:webHidden/>
+              </w:rPr>
+            </w:r>
+            <w:r>
+              <w:rPr>
+                <w:noProof/>
+                <w:webHidden/>
+              </w:rPr>
+              <w:fldChar w:fldCharType="separate"/>
+            </w:r>
+            <w:r>
+              <w:rPr>
+                <w:noProof/>
+                <w:webHidden/>
+              </w:rPr>
+              <w:t>5</w:t>
+            </w:r>
+            <w:r>
+              <w:rPr>
+                <w:noProof/>
+                <w:webHidden/>
+              </w:rPr>
+              <w:fldChar w:fldCharType="end"/>
+            </w:r>
+          </w:hyperlink>
+        </w:p>
+        <w:p>
+          <w:pPr>
+            <w:pStyle w:val="TOC2"/>
+            <w:tabs>
+              <w:tab w:val="right" w:leader="dot" w:pos="9350"/>
+            </w:tabs>
+            <w:rPr>
+              <w:noProof/>
+            </w:rPr>
+          </w:pPr>
+          <w:hyperlink w:anchor="_Toc229752135" w:history="1">
+            <w:r>
+              <w:rPr>
+                <w:rStyle w:val="Hyperlink"/>
+                <w:noProof/>
+              </w:rPr>
+              <w:t>Analysis</w:t>
+            </w:r>
+            <w:r>
+              <w:rPr>
+                <w:noProof/>
+                <w:webHidden/>
+              </w:rPr>
+              <w:tab/>
+            </w:r>
+            <w:r>
+              <w:rPr>
+                <w:noProof/>
+                <w:webHidden/>
+              </w:rPr>
+              <w:fldChar w:fldCharType="begin"/>
+            </w:r>
+            <w:r>
+              <w:rPr>
+                <w:noProof/>
+                <w:webHidden/>
+              </w:rPr>
+              <w:instrText xml:space="preserve"> PAGEREF _Toc229752135 \h </w:instrText>
+            </w:r>
+            <w:r>
+              <w:rPr>
+                <w:noProof/>
+                <w:webHidden/>
+              </w:rPr>
+            </w:r>
+            <w:r>
+              <w:rPr>
+                <w:noProof/>
+                <w:webHidden/>
+              </w:rPr>
+              <w:fldChar w:fldCharType="separate"/>
+            </w:r>
+            <w:r>
+              <w:rPr>
+                <w:noProof/>
+                <w:webHidden/>
+              </w:rPr>
+              <w:t>5</w:t>
+            </w:r>
+            <w:r>
+              <w:rPr>
+                <w:noProof/>
+                <w:webHidden/>
+              </w:rPr>
+              <w:fldChar w:fldCharType="end"/>
+            </w:r>
+          </w:hyperlink>
+        </w:p>
+        <w:p>
+          <w:pPr>
+            <w:pStyle w:val="TOC2"/>
+            <w:tabs>
+              <w:tab w:val="right" w:leader="dot" w:pos="9350"/>
+            </w:tabs>
+            <w:rPr>
+              <w:noProof/>
+            </w:rPr>
+          </w:pPr>
+          <w:hyperlink w:anchor="_Toc229752136" w:history="1">
+            <w:r>
+              <w:rPr>
+                <w:rStyle w:val="Hyperlink"/>
+                <w:noProof/>
+              </w:rPr>
+              <w:t>Processing</w:t>
+            </w:r>
+            <w:r>
+              <w:rPr>
+                <w:noProof/>
+                <w:webHidden/>
+              </w:rPr>
+              <w:tab/>
+            </w:r>
+            <w:r>
+              <w:rPr>
+                <w:noProof/>
+                <w:webHidden/>
+              </w:rPr>
+              <w:fldChar w:fldCharType="begin"/>
+            </w:r>
+            <w:r>
+              <w:rPr>
+                <w:noProof/>
+                <w:webHidden/>
+              </w:rPr>
+              <w:instrText xml:space="preserve"> PAGEREF _Toc229752136 \h </w:instrText>
+            </w:r>
+            <w:r>
+              <w:rPr>
+                <w:noProof/>
+                <w:webHidden/>
+              </w:rPr>
+            </w:r>
+            <w:r>
+              <w:rPr>
+                <w:noProof/>
+                <w:webHidden/>
+              </w:rPr>
+              <w:fldChar w:fldCharType="separate"/>
+            </w:r>
+            <w:r>
+              <w:rPr>
+                <w:noProof/>
+                <w:webHidden/>
+              </w:rPr>
+              <w:t>6</w:t>
+            </w:r>
+            <w:r>
+              <w:rPr>
+                <w:noProof/>
+                <w:webHidden/>
+              </w:rPr>
+              <w:fldChar w:fldCharType="end"/>
+            </w:r>
+          </w:hyperlink>
+        </w:p>
+        <w:p>
+          <w:pPr>
+            <w:pStyle w:val="TOC2"/>
+            <w:tabs>
+              <w:tab w:val="right" w:leader="dot" w:pos="9350"/>
+            </w:tabs>
+            <w:rPr>
+              <w:noProof/>
+            </w:rPr>
+          </w:pPr>
+          <w:hyperlink w:anchor="_Toc229752137" w:history="1">
+            <w:r>
+              <w:rPr>
+                <w:rStyle w:val="Hyperlink"/>
+                <w:noProof/>
+              </w:rPr>
+              <w:t>Metrics</w:t>
+            </w:r>
+            <w:r>
+              <w:rPr>
+                <w:noProof/>
+                <w:webHidden/>
+              </w:rPr>
+              <w:tab/>
+            </w:r>
+            <w:r>
+              <w:rPr>
+                <w:noProof/>
+                <w:webHidden/>
+              </w:rPr>
+              <w:fldChar w:fldCharType="begin"/>
+            </w:r>
+            <w:r>
+              <w:rPr>
+                <w:noProof/>
+                <w:webHidden/>
+              </w:rPr>
+              <w:instrText xml:space="preserve"> PAGEREF _Toc229752137 \h </w:instrText>
+            </w:r>
+            <w:r>
+              <w:rPr>
+                <w:noProof/>
+                <w:webHidden/>
+              </w:rPr>
+            </w:r>
+            <w:r>
+              <w:rPr>
+                <w:noProof/>
+                <w:webHidden/>
+              </w:rPr>
+              <w:fldChar w:fldCharType="separate"/>
+            </w:r>
+            <w:r>
+              <w:rPr>
+                <w:noProof/>
+                <w:webHidden/>
+              </w:rPr>
+              <w:t>6</w:t>
+            </w:r>
+            <w:r>
+              <w:rPr>
+                <w:noProof/>
+                <w:webHidden/>
+              </w:rPr>
+              <w:fldChar w:fldCharType="end"/>
+            </w:r>
+          </w:hyperlink>
+        </w:p>
+        <w:p>
+          <w:pPr>
+            <w:pStyle w:val="TOC2"/>
+            <w:tabs>
+              <w:tab w:val="right" w:leader="dot" w:pos="9350"/>
+            </w:tabs>
+            <w:rPr>
+              <w:noProof/>
+            </w:rPr>
+          </w:pPr>
+          <w:hyperlink w:anchor="_Toc229752138" w:history="1">
+            <w:r>
+              <w:rPr>
+                <w:rStyle w:val="Hyperlink"/>
+                <w:noProof/>
+              </w:rPr>
+              <w:t>Conclusion</w:t>
+            </w:r>
+            <w:r>
+              <w:rPr>
+                <w:noProof/>
+                <w:webHidden/>
+              </w:rPr>
+              <w:tab/>
+            </w:r>
+            <w:r>
+              <w:rPr>
+                <w:noProof/>
+                <w:webHidden/>
+              </w:rPr>
+              <w:fldChar w:fldCharType="begin"/>
+            </w:r>
+            <w:r>
+              <w:rPr>
+                <w:noProof/>
+                <w:webHidden/>
+              </w:rPr>
+              <w:instrText xml:space="preserve"> PAGEREF _Toc229752138 \h </w:instrText>
+            </w:r>
+            <w:r>
+              <w:rPr>
+                <w:noProof/>
+                <w:webHidden/>
+              </w:rPr>
+            </w:r>
+            <w:r>
+              <w:rPr>
+                <w:noProof/>
+                <w:webHidden/>
+              </w:rPr>
+              <w:fldChar w:fldCharType="separate"/>
+            </w:r>
+            <w:r>
+              <w:rPr>
+                <w:noProof/>
+                <w:webHidden/>
+              </w:rPr>
+              <w:t>6</w:t>
+            </w:r>
+            <w:r>
+              <w:rPr>
+                <w:noProof/>
+                <w:webHidden/>
+              </w:rPr>
+              <w:fldChar w:fldCharType="end"/>
+            </w:r>
+          </w:hyperlink>
+        </w:p>
+        <w:p>
+          <w:pPr>
+            <w:pStyle w:val="TOC1"/>
+            <w:tabs>
+              <w:tab w:val="right" w:leader="dot" w:pos="9350"/>
+            </w:tabs>
+            <w:rPr>
+              <w:noProof/>
+            </w:rPr>
+          </w:pPr>
+          <w:hyperlink w:anchor="_Toc229752139" w:history="1">
+            <w:r>
+              <w:rPr>
+                <w:rStyle w:val="Hyperlink"/>
+                <w:noProof/>
+              </w:rPr>
+              <w:t>Image 3</w:t>
+            </w:r>
+            <w:r>
+              <w:rPr>
+                <w:noProof/>
+                <w:webHidden/>
+              </w:rPr>
+              <w:tab/>
+            </w:r>
+            <w:r>
+              <w:rPr>
+                <w:noProof/>
+                <w:webHidden/>
+              </w:rPr>
+              <w:fldChar w:fldCharType="begin"/>
+            </w:r>
+            <w:r>
+              <w:rPr>
+                <w:noProof/>
+                <w:webHidden/>
+              </w:rPr>
+              <w:instrText xml:space="preserve"> PAGEREF _Toc229752139 \h </w:instrText>
+            </w:r>
+            <w:r>
+              <w:rPr>
+                <w:noProof/>
+                <w:webHidden/>
+              </w:rPr>
+            </w:r>
+            <w:r>
+              <w:rPr>
+                <w:noProof/>
+                <w:webHidden/>
+              </w:rPr>
+              <w:fldChar w:fldCharType="separate"/>
+            </w:r>
+            <w:r>
+              <w:rPr>
+                <w:noProof/>
+                <w:webHidden/>
+              </w:rPr>
+              <w:t>6</w:t>
+            </w:r>
+            <w:r>
+              <w:rPr>
+                <w:noProof/>
+                <w:webHidden/>
+              </w:rPr>
+              <w:fldChar w:fldCharType="end"/>
+            </w:r>
+          </w:hyperlink>
+        </w:p>
+        <w:p>
+          <w:pPr>
+            <w:pStyle w:val="TOC2"/>
+            <w:tabs>
+              <w:tab w:val="right" w:leader="dot" w:pos="9350"/>
+            </w:tabs>
+            <w:rPr>
+              <w:noProof/>
+            </w:rPr>
+          </w:pPr>
+          <w:hyperlink w:anchor="_Toc229752140" w:history="1">
+            <w:r>
+              <w:rPr>
+                <w:rStyle w:val="Hyperlink"/>
+                <w:noProof/>
+              </w:rPr>
+              <w:t>Analysis</w:t>
+            </w:r>
+            <w:r>
+              <w:rPr>
+                <w:noProof/>
+                <w:webHidden/>
+              </w:rPr>
+              <w:tab/>
+            </w:r>
+            <w:r>
+              <w:rPr>
+                <w:noProof/>
+                <w:webHidden/>
+              </w:rPr>
+              <w:fldChar w:fldCharType="begin"/>
+            </w:r>
+            <w:r>
+              <w:rPr>
+                <w:noProof/>
+                <w:webHidden/>
+              </w:rPr>
+              <w:instrText xml:space="preserve"> PAGEREF _Toc229752140 \h </w:instrText>
+            </w:r>
+            <w:r>
+              <w:rPr>
+                <w:noProof/>
+                <w:webHidden/>
+              </w:rPr>
+            </w:r>
+            <w:r>
+              <w:rPr>
+                <w:noProof/>
+                <w:webHidden/>
+              </w:rPr>
+              <w:fldChar w:fldCharType="separate"/>
+            </w:r>
+            <w:r>
+              <w:rPr>
+                <w:noProof/>
+                <w:webHidden/>
+              </w:rPr>
+              <w:t>6</w:t>
+            </w:r>
+            <w:r>
+              <w:rPr>
+                <w:noProof/>
+                <w:webHidden/>
+              </w:rPr>
+              <w:fldChar w:fldCharType="end"/>
+            </w:r>
+          </w:hyperlink>
+        </w:p>
+        <w:p>
+          <w:pPr>
+            <w:pStyle w:val="TOC2"/>
+            <w:tabs>
+              <w:tab w:val="right" w:leader="dot" w:pos="9350"/>
+            </w:tabs>
+            <w:rPr>
+              <w:noProof/>
+            </w:rPr>
+          </w:pPr>
+          <w:hyperlink w:anchor="_Toc229752141" w:history="1">
+            <w:r>
+              <w:rPr>
+                <w:rStyle w:val="Hyperlink"/>
+                <w:noProof/>
+              </w:rPr>
+              <w:t>Processing</w:t>
+            </w:r>
+            <w:r>
+              <w:rPr>
+                <w:noProof/>
+                <w:webHidden/>
+              </w:rPr>
+              <w:tab/>
+            </w:r>
+            <w:r>
+              <w:rPr>
+                <w:noProof/>
+                <w:webHidden/>
+              </w:rPr>
+              <w:fldChar w:fldCharType="begin"/>
+            </w:r>
+            <w:r>
+              <w:rPr>
+                <w:noProof/>
+                <w:webHidden/>
+              </w:rPr>
+              <w:instrText xml:space="preserve"> PAGEREF _Toc229752141 \h </w:instrText>
+            </w:r>
+            <w:r>
+              <w:rPr>
+                <w:noProof/>
+                <w:webHidden/>
+              </w:rPr>
+            </w:r>
+            <w:r>
+              <w:rPr>
+                <w:noProof/>
+                <w:webHidden/>
+              </w:rPr>
+              <w:fldChar w:fldCharType="separate"/>
+            </w:r>
+            <w:r>
+              <w:rPr>
+                <w:noProof/>
+                <w:webHidden/>
+              </w:rPr>
+              <w:t>6</w:t>
+            </w:r>
+            <w:r>
+              <w:rPr>
+                <w:noProof/>
+                <w:webHidden/>
+              </w:rPr>
+              <w:fldChar w:fldCharType="end"/>
+            </w:r>
+          </w:hyperlink>
+        </w:p>
+        <w:p>
+          <w:pPr>
+            <w:pStyle w:val="TOC2"/>
+            <w:tabs>
+              <w:tab w:val="right" w:leader="dot" w:pos="9350"/>
+            </w:tabs>
+            <w:rPr>
+              <w:noProof/>
+            </w:rPr>
+          </w:pPr>
+          <w:hyperlink w:anchor="_Toc229752142" w:history="1">
+            <w:r>
+              <w:rPr>
+                <w:rStyle w:val="Hyperlink"/>
+                <w:noProof/>
+              </w:rPr>
+              <w:t>Metrics</w:t>
+            </w:r>
+            <w:r>
+              <w:rPr>
+                <w:noProof/>
+                <w:webHidden/>
+              </w:rPr>
+              <w:tab/>
+            </w:r>
+            <w:r>
+              <w:rPr>
+                <w:noProof/>
+                <w:webHidden/>
+              </w:rPr>
+              <w:fldChar w:fldCharType="begin"/>
+            </w:r>
+            <w:r>
+              <w:rPr>
+                <w:noProof/>
+                <w:webHidden/>
+              </w:rPr>
+              <w:instrText xml:space="preserve"> PAGEREF _Toc229752142 \h </w:instrText>
+            </w:r>
+            <w:r>
+              <w:rPr>
+                <w:noProof/>
+                <w:webHidden/>
+              </w:rPr>
+            </w:r>
+            <w:r>
+              <w:rPr>
+                <w:noProof/>
+                <w:webHidden/>
+              </w:rPr>
+              <w:fldChar w:fldCharType="separate"/>
+            </w:r>
+            <w:r>
+              <w:rPr>
+                <w:noProof/>
+                <w:webHidden/>
+              </w:rPr>
+              <w:t>6</w:t>
+            </w:r>
+            <w:r>
+              <w:rPr>
+                <w:noProof/>
+                <w:webHidden/>
+              </w:rPr>
+              <w:fldChar w:fldCharType="end"/>
+            </w:r>
+          </w:hyperlink>
+        </w:p>
+        <w:p>
+          <w:pPr>
+            <w:pStyle w:val="TOC2"/>
+            <w:tabs>
+              <w:tab w:val="right" w:leader="dot" w:pos="9350"/>
+            </w:tabs>
+            <w:rPr>
+              <w:noProof/>
+            </w:rPr>
+          </w:pPr>
+          <w:hyperlink w:anchor="_Toc229752143" w:history="1">
+            <w:r>
+              <w:rPr>
+                <w:rStyle w:val="Hyperlink"/>
+                <w:noProof/>
+              </w:rPr>
+              <w:t>Conclusion</w:t>
+            </w:r>
+            <w:r>
+              <w:rPr>
+                <w:noProof/>
+                <w:webHidden/>
+              </w:rPr>
+              <w:tab/>
+            </w:r>
+            <w:r>
+              <w:rPr>
+                <w:noProof/>
+                <w:webHidden/>
+              </w:rPr>
+              <w:fldChar w:fldCharType="begin"/>
+            </w:r>
+            <w:r>
+              <w:rPr>
+                <w:noProof/>
+                <w:webHidden/>
+              </w:rPr>
+              <w:instrText xml:space="preserve"> PAGEREF _Toc229752143 \h </w:instrText>
+            </w:r>
+            <w:r>
+              <w:rPr>
+                <w:noProof/>
+                <w:webHidden/>
+              </w:rPr>
+            </w:r>
+            <w:r>
+              <w:rPr>
+                <w:noProof/>
+                <w:webHidden/>
+              </w:rPr>
+              <w:fldChar w:fldCharType="separate"/>
+            </w:r>
+            <w:r>
+              <w:rPr>
+                <w:noProof/>
+                <w:webHidden/>
+              </w:rPr>
+              <w:t>6</w:t>
+            </w:r>
+            <w:r>
+              <w:rPr>
+                <w:noProof/>
+                <w:webHidden/>
+              </w:rPr>
+              <w:fldChar w:fldCharType="end"/>
+            </w:r>
+          </w:hyperlink>
+        </w:p>
+        <w:p>
+          <w:pPr>
+            <w:pStyle w:val="TOC1"/>
+            <w:tabs>
+              <w:tab w:val="right" w:leader="dot" w:pos="9350"/>
+            </w:tabs>
+            <w:rPr>
+              <w:noProof/>
+            </w:rPr>
+          </w:pPr>
+          <w:hyperlink w:anchor="_Toc229752144" w:history="1">
+            <w:r>
+              <w:rPr>
+                <w:rStyle w:val="Hyperlink"/>
+                <w:noProof/>
+              </w:rPr>
+              <w:t>Image 4</w:t>
+            </w:r>
+            <w:r>
+              <w:rPr>
+                <w:noProof/>
+                <w:webHidden/>
+              </w:rPr>
+              <w:tab/>
+            </w:r>
+            <w:r>
+              <w:rPr>
+                <w:noProof/>
+                <w:webHidden/>
+              </w:rPr>
+              <w:fldChar w:fldCharType="begin"/>
+            </w:r>
+            <w:r>
+              <w:rPr>
+                <w:noProof/>
+                <w:webHidden/>
+              </w:rPr>
+              <w:instrText xml:space="preserve"> PAGEREF _Toc229752144 \h </w:instrText>
+            </w:r>
+            <w:r>
+              <w:rPr>
+                <w:noProof/>
+                <w:webHidden/>
+              </w:rPr>
+            </w:r>
+            <w:r>
+              <w:rPr>
+                <w:noProof/>
+                <w:webHidden/>
+              </w:rPr>
+              <w:fldChar w:fldCharType="separate"/>
+            </w:r>
+            <w:r>
+              <w:rPr>
+                <w:noProof/>
+                <w:webHidden/>
+              </w:rPr>
+              <w:t>6</w:t>
+            </w:r>
+            <w:r>
+              <w:rPr>
+                <w:noProof/>
+                <w:webHidden/>
+              </w:rPr>
+              <w:fldChar w:fldCharType="end"/>
+            </w:r>
+          </w:hyperlink>
+        </w:p>
+        <w:p>
+          <w:pPr>
+            <w:pStyle w:val="TOC2"/>
+            <w:tabs>
+              <w:tab w:val="right" w:leader="dot" w:pos="9350"/>
+            </w:tabs>
+            <w:rPr>
+              <w:noProof/>
+            </w:rPr>
+          </w:pPr>
+          <w:hyperlink w:anchor="_Toc229752145" w:history="1">
+            <w:r>
+              <w:rPr>
+                <w:rStyle w:val="Hyperlink"/>
+                <w:noProof/>
+              </w:rPr>
+              <w:t>Analysis</w:t>
+            </w:r>
+            <w:r>
+              <w:rPr>
+                <w:noProof/>
+                <w:webHidden/>
+              </w:rPr>
+              <w:tab/>
+            </w:r>
+            <w:r>
+              <w:rPr>
+                <w:noProof/>
+                <w:webHidden/>
+              </w:rPr>
+              <w:fldChar w:fldCharType="begin"/>
+            </w:r>
+            <w:r>
+              <w:rPr>
+                <w:noProof/>
+                <w:webHidden/>
+              </w:rPr>
+              <w:instrText xml:space="preserve"> PAGEREF _Toc229752145 \h </w:instrText>
+            </w:r>
+            <w:r>
+              <w:rPr>
+                <w:noProof/>
+                <w:webHidden/>
+              </w:rPr>
+            </w:r>
+            <w:r>
+              <w:rPr>
+                <w:noProof/>
+                <w:webHidden/>
+              </w:rPr>
+              <w:fldChar w:fldCharType="separate"/>
+            </w:r>
+            <w:r>
+              <w:rPr>
+                <w:noProof/>
+                <w:webHidden/>
+              </w:rPr>
+              <w:t>6</w:t>
+            </w:r>
+            <w:r>
+              <w:rPr>
+                <w:noProof/>
+                <w:webHidden/>
+              </w:rPr>
+              <w:fldChar w:fldCharType="end"/>
+            </w:r>
+          </w:hyperlink>
+        </w:p>
+        <w:p>
+          <w:pPr>
+            <w:pStyle w:val="TOC2"/>
+            <w:tabs>
+              <w:tab w:val="right" w:leader="dot" w:pos="9350"/>
+            </w:tabs>
+            <w:rPr>
+              <w:noProof/>
+            </w:rPr>
+          </w:pPr>
+          <w:hyperlink w:anchor="_Toc229752146" w:history="1">
+            <w:r>
+              <w:rPr>
+                <w:rStyle w:val="Hyperlink"/>
+                <w:noProof/>
+              </w:rPr>
+              <w:t>Processing</w:t>
+            </w:r>
+            <w:r>
+              <w:rPr>
+                <w:noProof/>
+                <w:webHidden/>
+              </w:rPr>
+              <w:tab/>
+            </w:r>
+            <w:r>
+              <w:rPr>
+                <w:noProof/>
+                <w:webHidden/>
+              </w:rPr>
+              <w:fldChar w:fldCharType="begin"/>
+            </w:r>
+            <w:r>
+              <w:rPr>
+                <w:noProof/>
+                <w:webHidden/>
+              </w:rPr>
+              <w:instrText xml:space="preserve"> PAGEREF _Toc229752146 \h </w:instrText>
+            </w:r>
+            <w:r>
+              <w:rPr>
+                <w:noProof/>
+                <w:webHidden/>
+              </w:rPr>
+            </w:r>
+            <w:r>
+              <w:rPr>
+                <w:noProof/>
+                <w:webHidden/>
+              </w:rPr>
+              <w:fldChar w:fldCharType="separate"/>
+            </w:r>
+            <w:r>
+              <w:rPr>
+                <w:noProof/>
+                <w:webHidden/>
+              </w:rPr>
+              <w:t>6</w:t>
+            </w:r>
+            <w:r>
+              <w:rPr>
+                <w:noProof/>
+                <w:webHidden/>
+              </w:rPr>
+              <w:fldChar w:fldCharType="end"/>
+            </w:r>
+          </w:hyperlink>
+        </w:p>
+        <w:p>
+          <w:pPr>
+            <w:pStyle w:val="TOC2"/>
+            <w:tabs>
+              <w:tab w:val="right" w:leader="dot" w:pos="9350"/>
+            </w:tabs>
+            <w:rPr>
+              <w:noProof/>
+            </w:rPr>
+          </w:pPr>
+          <w:hyperlink w:anchor="_Toc229752147" w:history="1">
+            <w:r>
+              <w:rPr>
+                <w:rStyle w:val="Hyperlink"/>
+                <w:noProof/>
+              </w:rPr>
+              <w:t>Metrics</w:t>
+            </w:r>
+            <w:r>
+              <w:rPr>
+                <w:noProof/>
+                <w:webHidden/>
+              </w:rPr>
+              <w:tab/>
+            </w:r>
+            <w:r>
+              <w:rPr>
+                <w:noProof/>
+                <w:webHidden/>
+              </w:rPr>
+              <w:fldChar w:fldCharType="begin"/>
+            </w:r>
+            <w:r>
+              <w:rPr>
+                <w:noProof/>
+                <w:webHidden/>
+              </w:rPr>
+              <w:instrText xml:space="preserve"> PAGEREF _Toc229752147 \h </w:instrText>
+            </w:r>
+            <w:r>
+              <w:rPr>
+                <w:noProof/>
+                <w:webHidden/>
+              </w:rPr>
+            </w:r>
+            <w:r>
+              <w:rPr>
+                <w:noProof/>
+                <w:webHidden/>
+              </w:rPr>
+              <w:fldChar w:fldCharType="separate"/>
+            </w:r>
+            <w:r>
+              <w:rPr>
+                <w:noProof/>
+                <w:webHidden/>
+              </w:rPr>
+              <w:t>6</w:t>
+            </w:r>
+            <w:r>
+              <w:rPr>
+                <w:noProof/>
+                <w:webHidden/>
+              </w:rPr>
+              <w:fldChar w:fldCharType="end"/>
+            </w:r>
+          </w:hyperlink>
+        </w:p>
+        <w:p>
+          <w:pPr>
+            <w:pStyle w:val="TOC2"/>
+            <w:tabs>
+              <w:tab w:val="right" w:leader="dot" w:pos="9350"/>
+            </w:tabs>
+            <w:rPr>
+              <w:noProof/>
+            </w:rPr>
+          </w:pPr>
+          <w:hyperlink w:anchor="_Toc229752148" w:history="1">
+            <w:r>
+              <w:rPr>
+                <w:rStyle w:val="Hyperlink"/>
+                <w:noProof/>
+              </w:rPr>
+              <w:t>Conclusion</w:t>
+            </w:r>
+            <w:r>
+              <w:rPr>
+                <w:noProof/>
+                <w:webHidden/>
+              </w:rPr>
+              <w:tab/>
+            </w:r>
+            <w:r>
+              <w:rPr>
+                <w:noProof/>
+                <w:webHidden/>
+              </w:rPr>
+              <w:fldChar w:fldCharType="begin"/>
+            </w:r>
+            <w:r>
+              <w:rPr>
+                <w:noProof/>
+                <w:webHidden/>
+              </w:rPr>
+              <w:instrText xml:space="preserve"> PAGEREF _Toc229752148 \h </w:instrText>
+            </w:r>
+            <w:r>
+              <w:rPr>
+                <w:noProof/>
+                <w:webHidden/>
+              </w:rPr>
+            </w:r>
+            <w:r>
+              <w:rPr>
+                <w:noProof/>
+                <w:webHidden/>
+              </w:rPr>
+              <w:fldChar w:fldCharType="separate"/>
+            </w:r>
+            <w:r>
+              <w:rPr>
+                <w:noProof/>
+                <w:webHidden/>
+              </w:rPr>
+              <w:t>6</w:t>
+            </w:r>
+            <w:r>
+              <w:rPr>
+                <w:noProof/>
+                <w:webHidden/>
+              </w:rPr>
+              <w:fldChar w:fldCharType="end"/>
+            </w:r>
+          </w:hyperlink>
+        </w:p>
+        <w:p>
+          <w:pPr>
+            <w:pStyle w:val="TOC1"/>
+            <w:tabs>
+              <w:tab w:val="right" w:leader="dot" w:pos="9350"/>
+            </w:tabs>
+            <w:rPr>
+              <w:noProof/>
+            </w:rPr>
+          </w:pPr>
+          <w:hyperlink w:anchor="_Toc229752149" w:history="1">
+            <w:r>
+              <w:rPr>
+                <w:rStyle w:val="Hyperlink"/>
+                <w:noProof/>
+              </w:rPr>
+              <w:t>Image 5</w:t>
+            </w:r>
+            <w:r>
+              <w:rPr>
+                <w:noProof/>
+                <w:webHidden/>
+              </w:rPr>
+              <w:tab/>
+            </w:r>
+            <w:r>
+              <w:rPr>
+                <w:noProof/>
+                <w:webHidden/>
+              </w:rPr>
+              <w:fldChar w:fldCharType="begin"/>
+            </w:r>
+            <w:r>
+              <w:rPr>
+                <w:noProof/>
+                <w:webHidden/>
+              </w:rPr>
+              <w:instrText xml:space="preserve"> PAGEREF _Toc229752149 \h </w:instrText>
+            </w:r>
+            <w:r>
+              <w:rPr>
+                <w:noProof/>
+                <w:webHidden/>
+              </w:rPr>
+            </w:r>
+            <w:r>
+              <w:rPr>
+                <w:noProof/>
+                <w:webHidden/>
+              </w:rPr>
+              <w:fldChar w:fldCharType="separate"/>
+            </w:r>
+            <w:r>
+              <w:rPr>
+                <w:noProof/>
+                <w:webHidden/>
+              </w:rPr>
+              <w:t>7</w:t>
+            </w:r>
+            <w:r>
+              <w:rPr>
+                <w:noProof/>
+                <w:webHidden/>
+              </w:rPr>
+              <w:fldChar w:fldCharType="end"/>
+            </w:r>
+          </w:hyperlink>
+        </w:p>
+        <w:p>
+          <w:pPr>
+            <w:pStyle w:val="TOC2"/>
+            <w:tabs>
+              <w:tab w:val="right" w:leader="dot" w:pos="9350"/>
+            </w:tabs>
+            <w:rPr>
+              <w:noProof/>
+            </w:rPr>
+          </w:pPr>
+          <w:hyperlink w:anchor="_Toc229752150" w:history="1">
+            <w:r>
+              <w:rPr>
+                <w:rStyle w:val="Hyperlink"/>
+                <w:noProof/>
+              </w:rPr>
+              <w:t>Analysis</w:t>
+            </w:r>
+            <w:r>
+              <w:rPr>
+                <w:noProof/>
+                <w:webHidden/>
+              </w:rPr>
+              <w:tab/>
+            </w:r>
+            <w:r>
+              <w:rPr>
+                <w:noProof/>
+                <w:webHidden/>
+              </w:rPr>
+              <w:fldChar w:fldCharType="begin"/>
+            </w:r>
+            <w:r>
+              <w:rPr>
+                <w:noProof/>
+                <w:webHidden/>
+              </w:rPr>
+              <w:instrText xml:space="preserve"> PAGEREF _Toc229752150 \h </w:instrText>
+            </w:r>
+            <w:r>
+              <w:rPr>
+                <w:noProof/>
+                <w:webHidden/>
+              </w:rPr>
+            </w:r>
+            <w:r>
+              <w:rPr>
+                <w:noProof/>
+                <w:webHidden/>
+              </w:rPr>
+              <w:fldChar w:fldCharType="separate"/>
+            </w:r>
+            <w:r>
+              <w:rPr>
+                <w:noProof/>
+                <w:webHidden/>
+              </w:rPr>
+              <w:t>7</w:t>
+            </w:r>
+            <w:r>
+              <w:rPr>
+                <w:noProof/>
+                <w:webHidden/>
+              </w:rPr>
+              <w:fldChar w:fldCharType="end"/>
+            </w:r>
+          </w:hyperlink>
+        </w:p>
+        <w:p>
+          <w:pPr>
+            <w:pStyle w:val="TOC2"/>
+            <w:tabs>
+              <w:tab w:val="right" w:leader="dot" w:pos="9350"/>
+            </w:tabs>
+            <w:rPr>
+              <w:noProof/>
+            </w:rPr>
+          </w:pPr>
+          <w:hyperlink w:anchor="_Toc229752151" w:history="1">
+            <w:r>
+              <w:rPr>
+                <w:rStyle w:val="Hyperlink"/>
+                <w:noProof/>
+              </w:rPr>
+              <w:t>Processing</w:t>
+            </w:r>
+            <w:r>
+              <w:rPr>
+                <w:noProof/>
+                <w:webHidden/>
+              </w:rPr>
+              <w:tab/>
+            </w:r>
+            <w:r>
+              <w:rPr>
+                <w:noProof/>
+                <w:webHidden/>
+              </w:rPr>
+              <w:fldChar w:fldCharType="begin"/>
+            </w:r>
+            <w:r>
+              <w:rPr>
+                <w:noProof/>
+                <w:webHidden/>
+              </w:rPr>
+              <w:instrText xml:space="preserve"> PAGEREF _Toc229752151 \h </w:instrText>
+            </w:r>
+            <w:r>
+              <w:rPr>
+                <w:noProof/>
+                <w:webHidden/>
+              </w:rPr>
+            </w:r>
+            <w:r>
+              <w:rPr>
+                <w:noProof/>
+                <w:webHidden/>
+              </w:rPr>
+              <w:fldChar w:fldCharType="separate"/>
+            </w:r>
+            <w:r>
+              <w:rPr>
+                <w:noProof/>
+                <w:webHidden/>
+              </w:rPr>
+              <w:t>7</w:t>
+            </w:r>
+            <w:r>
+              <w:rPr>
+                <w:noProof/>
+                <w:webHidden/>
+              </w:rPr>
+              <w:fldChar w:fldCharType="end"/>
+            </w:r>
+          </w:hyperlink>
+        </w:p>
+        <w:p>
+          <w:pPr>
+            <w:pStyle w:val="TOC2"/>
+            <w:tabs>
+              <w:tab w:val="right" w:leader="dot" w:pos="9350"/>
+            </w:tabs>
+            <w:rPr>
+              <w:noProof/>
+            </w:rPr>
+          </w:pPr>
+          <w:hyperlink w:anchor="_Toc229752152" w:history="1">
+            <w:r>
+              <w:rPr>
+                <w:rStyle w:val="Hyperlink"/>
+                <w:noProof/>
+              </w:rPr>
+              <w:t>Metrics</w:t>
+            </w:r>
+            <w:r>
+              <w:rPr>
+                <w:noProof/>
+                <w:webHidden/>
+              </w:rPr>
+              <w:tab/>
+            </w:r>
+            <w:r>
+              <w:rPr>
+                <w:noProof/>
+                <w:webHidden/>
+              </w:rPr>
+              <w:fldChar w:fldCharType="begin"/>
+            </w:r>
+            <w:r>
+              <w:rPr>
+                <w:noProof/>
+                <w:webHidden/>
+              </w:rPr>
+              <w:instrText xml:space="preserve"> PAGEREF _Toc229752152 \h </w:instrText>
+            </w:r>
+            <w:r>
+              <w:rPr>
+                <w:noProof/>
+                <w:webHidden/>
+              </w:rPr>
+            </w:r>
+            <w:r>
+              <w:rPr>
+                <w:noProof/>
+                <w:webHidden/>
+              </w:rPr>
+              <w:fldChar w:fldCharType="separate"/>
+            </w:r>
+            <w:r>
+              <w:rPr>
+                <w:noProof/>
+                <w:webHidden/>
+              </w:rPr>
+              <w:t>7</w:t>
+            </w:r>
+            <w:r>
+              <w:rPr>
+                <w:noProof/>
+                <w:webHidden/>
+              </w:rPr>
+              <w:fldChar w:fldCharType="end"/>
+            </w:r>
+          </w:hyperlink>
+        </w:p>
+        <w:p>
+          <w:pPr>
+            <w:pStyle w:val="TOC2"/>
+            <w:tabs>
+              <w:tab w:val="right" w:leader="dot" w:pos="9350"/>
+            </w:tabs>
+            <w:rPr>
+              <w:noProof/>
+            </w:rPr>
+          </w:pPr>
+          <w:hyperlink w:anchor="_Toc229752153" w:history="1">
+            <w:r>
+              <w:rPr>
+                <w:rStyle w:val="Hyperlink"/>
+                <w:noProof/>
+              </w:rPr>
+              <w:t>Conclusion</w:t>
+            </w:r>
+            <w:r>
+              <w:rPr>
+                <w:noProof/>
+                <w:webHidden/>
+              </w:rPr>
+              <w:tab/>
+            </w:r>
+            <w:r>
+              <w:rPr>
+                <w:noProof/>
+                <w:webHidden/>
+              </w:rPr>
+              <w:fldChar w:fldCharType="begin"/>
+            </w:r>
+            <w:r>
+              <w:rPr>
+                <w:noProof/>
+                <w:webHidden/>
+              </w:rPr>
+              <w:instrText xml:space="preserve"> PAGEREF _Toc229752153 \h </w:instrText>
+            </w:r>
+            <w:r>
+              <w:rPr>
+                <w:noProof/>
+                <w:webHidden/>
+              </w:rPr>
+            </w:r>
+            <w:r>
+              <w:rPr>
+                <w:noProof/>
+                <w:webHidden/>
+              </w:rPr>
+              <w:fldChar w:fldCharType="separate"/>
+            </w:r>
+            <w:r>
+              <w:rPr>
+                <w:noProof/>
+                <w:webHidden/>
+              </w:rPr>
+              <w:t>7</w:t>
+            </w:r>
+            <w:r>
+              <w:rPr>
+                <w:noProof/>
+                <w:webHidden/>
+              </w:rPr>
+              <w:fldChar w:fldCharType="end"/>
+            </w:r>
+          </w:hyperlink>
+        </w:p>
+        <w:p>
+          <w:pPr>
+            <w:pStyle w:val="TOC1"/>
+            <w:tabs>
+              <w:tab w:val="right" w:leader="dot" w:pos="9350"/>
+            </w:tabs>
+            <w:rPr>
+              <w:noProof/>
+            </w:rPr>
+          </w:pPr>
+          <w:hyperlink w:anchor="_Toc229752154" w:history="1">
+            <w:r>
+              <w:rPr>
+                <w:rStyle w:val="Hyperlink"/>
+                <w:noProof/>
+              </w:rPr>
+              <w:t>Image 6</w:t>
+            </w:r>
+            <w:r>
+              <w:rPr>
+                <w:noProof/>
+                <w:webHidden/>
+              </w:rPr>
+              <w:tab/>
+            </w:r>
+            <w:r>
+              <w:rPr>
+                <w:noProof/>
+                <w:webHidden/>
+              </w:rPr>
+              <w:fldChar w:fldCharType="begin"/>
+            </w:r>
+            <w:r>
+              <w:rPr>
+                <w:noProof/>
+                <w:webHidden/>
+              </w:rPr>
+              <w:instrText xml:space="preserve"> PAGEREF _Toc229752154 \h </w:instrText>
+            </w:r>
+            <w:r>
+              <w:rPr>
+                <w:noProof/>
+                <w:webHidden/>
+              </w:rPr>
+            </w:r>
+            <w:r>
+              <w:rPr>
+                <w:noProof/>
+                <w:webHidden/>
+              </w:rPr>
+              <w:fldChar w:fldCharType="separate"/>
+            </w:r>
+            <w:r>
+              <w:rPr>
+                <w:noProof/>
+                <w:webHidden/>
+              </w:rPr>
+              <w:t>7</w:t>
+            </w:r>
+            <w:r>
+              <w:rPr>
+                <w:noProof/>
+                <w:webHidden/>
+              </w:rPr>
+              <w:fldChar w:fldCharType="end"/>
+            </w:r>
+          </w:hyperlink>
+        </w:p>
+        <w:p>
+          <w:pPr>
+            <w:pStyle w:val="TOC2"/>
+            <w:tabs>
+              <w:tab w:val="right" w:leader="dot" w:pos="9350"/>
+            </w:tabs>
+            <w:rPr>
+              <w:noProof/>
+            </w:rPr>
+          </w:pPr>
+          <w:hyperlink w:anchor="_Toc229752155" w:history="1">
+            <w:r>
+              <w:rPr>
+                <w:rStyle w:val="Hyperlink"/>
+                <w:noProof/>
+              </w:rPr>
+              <w:t>Analysis</w:t>
+            </w:r>
+            <w:r>
+              <w:rPr>
+                <w:noProof/>
+                <w:webHidden/>
+              </w:rPr>
+              <w:tab/>
+            </w:r>
+            <w:r>
+              <w:rPr>
+                <w:noProof/>
+                <w:webHidden/>
+              </w:rPr>
+              <w:fldChar w:fldCharType="begin"/>
+            </w:r>
+            <w:r>
+              <w:rPr>
+                <w:noProof/>
+                <w:webHidden/>
+              </w:rPr>
+              <w:instrText xml:space="preserve"> PAGEREF _Toc229752155 \h </w:instrText>
+            </w:r>
+            <w:r>
+              <w:rPr>
+                <w:noProof/>
+                <w:webHidden/>
+              </w:rPr>
+            </w:r>
+            <w:r>
+              <w:rPr>
+                <w:noProof/>
+                <w:webHidden/>
+              </w:rPr>
+              <w:fldChar w:fldCharType="separate"/>
+            </w:r>
+            <w:r>
+              <w:rPr>
+                <w:noProof/>
+                <w:webHidden/>
+              </w:rPr>
+              <w:t>7</w:t>
+            </w:r>
+            <w:r>
+              <w:rPr>
+                <w:noProof/>
+                <w:webHidden/>
+              </w:rPr>
+              <w:fldChar w:fldCharType="end"/>
+            </w:r>
+          </w:hyperlink>
+        </w:p>
+        <w:p>
+          <w:pPr>
+            <w:pStyle w:val="TOC2"/>
+            <w:tabs>
+              <w:tab w:val="right" w:leader="dot" w:pos="9350"/>
+            </w:tabs>
+            <w:rPr>
+              <w:noProof/>
+            </w:rPr>
+          </w:pPr>
+          <w:hyperlink w:anchor="_Toc229752156" w:history="1">
+            <w:r>
+              <w:rPr>
+                <w:rStyle w:val="Hyperlink"/>
+                <w:noProof/>
+              </w:rPr>
+              <w:t>Processing</w:t>
+            </w:r>
+            <w:r>
+              <w:rPr>
+                <w:noProof/>
+                <w:webHidden/>
+              </w:rPr>
+              <w:tab/>
+            </w:r>
+            <w:r>
+              <w:rPr>
+                <w:noProof/>
+                <w:webHidden/>
+              </w:rPr>
+              <w:fldChar w:fldCharType="begin"/>
+            </w:r>
+            <w:r>
+              <w:rPr>
+                <w:noProof/>
+                <w:webHidden/>
+              </w:rPr>
+              <w:instrText xml:space="preserve"> PAGEREF _Toc229752156 \h </w:instrText>
+            </w:r>
+            <w:r>
+              <w:rPr>
+                <w:noProof/>
+                <w:webHidden/>
+              </w:rPr>
+            </w:r>
+            <w:r>
+              <w:rPr>
+                <w:noProof/>
+                <w:webHidden/>
+              </w:rPr>
+              <w:fldChar w:fldCharType="separate"/>
+            </w:r>
+            <w:r>
+              <w:rPr>
+                <w:noProof/>
+                <w:webHidden/>
+              </w:rPr>
+              <w:t>7</w:t>
+            </w:r>
+            <w:r>
+              <w:rPr>
+                <w:noProof/>
+                <w:webHidden/>
+              </w:rPr>
+              <w:fldChar w:fldCharType="end"/>
+            </w:r>
+          </w:hyperlink>
+        </w:p>
+        <w:p>
+          <w:pPr>
+            <w:pStyle w:val="TOC2"/>
+            <w:tabs>
+              <w:tab w:val="right" w:leader="dot" w:pos="9350"/>
+            </w:tabs>
+            <w:rPr>
+              <w:noProof/>
+            </w:rPr>
+          </w:pPr>
+          <w:hyperlink w:anchor="_Toc229752157" w:history="1">
+            <w:r>
+              <w:rPr>
+                <w:rStyle w:val="Hyperlink"/>
+                <w:noProof/>
+              </w:rPr>
+              <w:t>Metrics</w:t>
+            </w:r>
+            <w:r>
+              <w:rPr>
+                <w:noProof/>
+                <w:webHidden/>
+              </w:rPr>
+              <w:tab/>
+            </w:r>
+            <w:r>
+              <w:rPr>
+                <w:noProof/>
+                <w:webHidden/>
+              </w:rPr>
+              <w:fldChar w:fldCharType="begin"/>
+            </w:r>
+            <w:r>
+              <w:rPr>
+                <w:noProof/>
+                <w:webHidden/>
+              </w:rPr>
+              <w:instrText xml:space="preserve"> PAGEREF _Toc229752157 \h </w:instrText>
+            </w:r>
+            <w:r>
+              <w:rPr>
+                <w:noProof/>
+                <w:webHidden/>
+              </w:rPr>
+            </w:r>
+            <w:r>
+              <w:rPr>
+                <w:noProof/>
+                <w:webHidden/>
+              </w:rPr>
+              <w:fldChar w:fldCharType="separate"/>
+            </w:r>
+            <w:r>
+              <w:rPr>
+                <w:noProof/>
+                <w:webHidden/>
+              </w:rPr>
+              <w:t>7</w:t>
+            </w:r>
+            <w:r>
+              <w:rPr>
+                <w:noProof/>
+                <w:webHidden/>
+              </w:rPr>
+              <w:fldChar w:fldCharType="end"/>
+            </w:r>
+          </w:hyperlink>
+        </w:p>
+        <w:p>
+          <w:pPr>
+            <w:pStyle w:val="TOC2"/>
+            <w:tabs>
+              <w:tab w:val="right" w:leader="dot" w:pos="9350"/>
+            </w:tabs>
+            <w:rPr>
+              <w:noProof/>
+            </w:rPr>
+          </w:pPr>
+          <w:hyperlink w:anchor="_Toc229752158" w:history="1">
+            <w:r>
+              <w:rPr>
+                <w:rStyle w:val="Hyperlink"/>
+                <w:noProof/>
+              </w:rPr>
+              <w:t>Conclusion</w:t>
+            </w:r>
+            <w:r>
+              <w:rPr>
+                <w:noProof/>
+                <w:webHidden/>
+              </w:rPr>
+              <w:tab/>
+            </w:r>
+            <w:r>
+              <w:rPr>
+                <w:noProof/>
+                <w:webHidden/>
+              </w:rPr>
+              <w:fldChar w:fldCharType="begin"/>
+            </w:r>
+            <w:r>
+              <w:rPr>
+                <w:noProof/>
+                <w:webHidden/>
+              </w:rPr>
+              <w:instrText xml:space="preserve"> PAGEREF _Toc229752158 \h </w:instrText>
+            </w:r>
+            <w:r>
+              <w:rPr>
+                <w:noProof/>
+                <w:webHidden/>
+              </w:rPr>
+            </w:r>
+            <w:r>
+              <w:rPr>
+                <w:noProof/>
+                <w:webHidden/>
+              </w:rPr>
+              <w:fldChar w:fldCharType="separate"/>
+            </w:r>
+            <w:r>
+              <w:rPr>
+                <w:noProof/>
+                <w:webHidden/>
+              </w:rPr>
+              <w:t>7</w:t>
+            </w:r>
+            <w:r>
+              <w:rPr>
+                <w:noProof/>
+                <w:webHidden/>
+              </w:rPr>
+              <w:fldChar w:fldCharType="end"/>
+            </w:r>
+          </w:hyperlink>
+        </w:p>
+        <w:p>
+          <w:pPr>
+            <w:pStyle w:val="TOC1"/>
+            <w:tabs>
+              <w:tab w:val="right" w:leader="dot" w:pos="9350"/>
+            </w:tabs>
+            <w:rPr>
+              <w:noProof/>
+            </w:rPr>
+          </w:pPr>
+          <w:hyperlink w:anchor="_Toc229752159" w:history="1">
+            <w:r>
+              <w:rPr>
+                <w:rStyle w:val="Hyperlink"/>
+                <w:noProof/>
+              </w:rPr>
+              <w:t>Video 1</w:t>
+            </w:r>
+            <w:r>
+              <w:rPr>
+                <w:noProof/>
+                <w:webHidden/>
+              </w:rPr>
+              <w:tab/>
+            </w:r>
+            <w:r>
+              <w:rPr>
+                <w:noProof/>
+                <w:webHidden/>
+              </w:rPr>
+              <w:fldChar w:fldCharType="begin"/>
+            </w:r>
+            <w:r>
+              <w:rPr>
+                <w:noProof/>
+                <w:webHidden/>
+              </w:rPr>
+              <w:instrText xml:space="preserve"> PAGEREF _Toc229752159 \h </w:instrText>
+            </w:r>
+            <w:r>
+              <w:rPr>
+                <w:noProof/>
+                <w:webHidden/>
+              </w:rPr>
+            </w:r>
+            <w:r>
+              <w:rPr>
+                <w:noProof/>
+                <w:webHidden/>
+              </w:rPr>
+              <w:fldChar w:fldCharType="separate"/>
+            </w:r>
+            <w:r>
+              <w:rPr>
+                <w:noProof/>
+                <w:webHidden/>
+              </w:rPr>
+              <w:t>8</w:t>
+            </w:r>
+            <w:r>
+              <w:rPr>
+                <w:noProof/>
+                <w:webHidden/>
+              </w:rPr>
+              <w:fldChar w:fldCharType="end"/>
+            </w:r>
+          </w:hyperlink>
+        </w:p>
+        <w:p>
+          <w:pPr>
+            <w:pStyle w:val="TOC2"/>
+            <w:tabs>
+              <w:tab w:val="right" w:leader="dot" w:pos="9350"/>
+            </w:tabs>
+            <w:rPr>
+              <w:noProof/>
+            </w:rPr>
+          </w:pPr>
+          <w:hyperlink w:anchor="_Toc229752160" w:history="1">
+            <w:r>
+              <w:rPr>
+                <w:rStyle w:val="Hyperlink"/>
+                <w:noProof/>
+              </w:rPr>
+              <w:t>Analysis</w:t>
+            </w:r>
+            <w:r>
+              <w:rPr>
+                <w:noProof/>
+                <w:webHidden/>
+              </w:rPr>
+              <w:tab/>
+            </w:r>
+            <w:r>
+              <w:rPr>
+                <w:noProof/>
+                <w:webHidden/>
+              </w:rPr>
+              <w:fldChar w:fldCharType="begin"/>
+            </w:r>
+            <w:r>
+              <w:rPr>
+                <w:noProof/>
+                <w:webHidden/>
+              </w:rPr>
+              <w:instrText xml:space="preserve"> PAGEREF _Toc229752160 \h </w:instrText>
+            </w:r>
+            <w:r>
+              <w:rPr>
+                <w:noProof/>
+                <w:webHidden/>
+              </w:rPr>
+            </w:r>
+            <w:r>
+              <w:rPr>
+                <w:noProof/>
+                <w:webHidden/>
+              </w:rPr>
+              <w:fldChar w:fldCharType="separate"/>
+            </w:r>
+            <w:r>
+              <w:rPr>
+                <w:noProof/>
+                <w:webHidden/>
+              </w:rPr>
+              <w:t>8</w:t>
+            </w:r>
+            <w:r>
+              <w:rPr>
+                <w:noProof/>
+                <w:webHidden/>
+              </w:rPr>
+              <w:fldChar w:fldCharType="end"/>
+            </w:r>
+          </w:hyperlink>
+        </w:p>
+        <w:p>
+          <w:pPr>
+            <w:pStyle w:val="TOC2"/>
+            <w:tabs>
+              <w:tab w:val="right" w:leader="dot" w:pos="9350"/>
+            </w:tabs>
+            <w:rPr>
+              <w:noProof/>
+            </w:rPr>
+          </w:pPr>
+          <w:hyperlink w:anchor="_Toc229752161" w:history="1">
+            <w:r>
+              <w:rPr>
+                <w:rStyle w:val="Hyperlink"/>
+                <w:noProof/>
+              </w:rPr>
+              <w:t>Processing</w:t>
+            </w:r>
+            <w:r>
+              <w:rPr>
+                <w:noProof/>
+                <w:webHidden/>
+              </w:rPr>
+              <w:tab/>
+            </w:r>
+            <w:r>
+              <w:rPr>
+                <w:noProof/>
+                <w:webHidden/>
+              </w:rPr>
+              <w:fldChar w:fldCharType="begin"/>
+            </w:r>
+            <w:r>
+              <w:rPr>
+                <w:noProof/>
+                <w:webHidden/>
+              </w:rPr>
+              <w:instrText xml:space="preserve"> PAGEREF _Toc229752161 \h </w:instrText>
+            </w:r>
+            <w:r>
+              <w:rPr>
+                <w:noProof/>
+                <w:webHidden/>
+              </w:rPr>
+            </w:r>
+            <w:r>
+              <w:rPr>
+                <w:noProof/>
+                <w:webHidden/>
+              </w:rPr>
+              <w:fldChar w:fldCharType="separate"/>
+            </w:r>
+            <w:r>
+              <w:rPr>
+                <w:noProof/>
+                <w:webHidden/>
+              </w:rPr>
+              <w:t>8</w:t>
+            </w:r>
+            <w:r>
+              <w:rPr>
+                <w:noProof/>
+                <w:webHidden/>
+              </w:rPr>
+              <w:fldChar w:fldCharType="end"/>
+            </w:r>
+          </w:hyperlink>
+        </w:p>
+        <w:p>
+          <w:pPr>
+            <w:pStyle w:val="TOC2"/>
+            <w:tabs>
+              <w:tab w:val="right" w:leader="dot" w:pos="9350"/>
+            </w:tabs>
+            <w:rPr>
+              <w:noProof/>
+            </w:rPr>
+          </w:pPr>
+          <w:hyperlink w:anchor="_Toc229752162" w:history="1">
+            <w:r>
+              <w:rPr>
+                <w:rStyle w:val="Hyperlink"/>
+                <w:noProof/>
+              </w:rPr>
+              <w:t>Metrics</w:t>
+            </w:r>
+            <w:r>
+              <w:rPr>
+                <w:noProof/>
+                <w:webHidden/>
+              </w:rPr>
+              <w:tab/>
+            </w:r>
+            <w:r>
+              <w:rPr>
+                <w:noProof/>
+                <w:webHidden/>
+              </w:rPr>
+              <w:fldChar w:fldCharType="begin"/>
+            </w:r>
+            <w:r>
+              <w:rPr>
+                <w:noProof/>
+                <w:webHidden/>
+              </w:rPr>
+              <w:instrText xml:space="preserve"> PAGEREF _Toc229752162 \h </w:instrText>
+            </w:r>
+            <w:r>
+              <w:rPr>
+                <w:noProof/>
+                <w:webHidden/>
+              </w:rPr>
+            </w:r>
+            <w:r>
+              <w:rPr>
+                <w:noProof/>
+                <w:webHidden/>
+              </w:rPr>
+              <w:fldChar w:fldCharType="separate"/>
+            </w:r>
+            <w:r>
+              <w:rPr>
+                <w:noProof/>
+                <w:webHidden/>
+              </w:rPr>
+              <w:t>8</w:t>
+            </w:r>
+            <w:r>
+              <w:rPr>
+                <w:noProof/>
+                <w:webHidden/>
+              </w:rPr>
+              <w:fldChar w:fldCharType="end"/>
+            </w:r>
+          </w:hyperlink>
+        </w:p>
+        <w:p>
+          <w:pPr>
+            <w:pStyle w:val="TOC2"/>
+            <w:tabs>
+              <w:tab w:val="right" w:leader="dot" w:pos="9350"/>
+            </w:tabs>
+            <w:rPr>
+              <w:noProof/>
+            </w:rPr>
+          </w:pPr>
+          <w:hyperlink w:anchor="_Toc229752163" w:history="1">
+            <w:r>
+              <w:rPr>
+                <w:rStyle w:val="Hyperlink"/>
+                <w:noProof/>
+              </w:rPr>
+              <w:t>Conclusion</w:t>
+            </w:r>
+            <w:r>
+              <w:rPr>
+                <w:noProof/>
+                <w:webHidden/>
+              </w:rPr>
+              <w:tab/>
+            </w:r>
+            <w:r>
+              <w:rPr>
+                <w:noProof/>
+                <w:webHidden/>
+              </w:rPr>
+              <w:fldChar w:fldCharType="begin"/>
+            </w:r>
+            <w:r>
+              <w:rPr>
+                <w:noProof/>
+                <w:webHidden/>
+              </w:rPr>
+              <w:instrText xml:space="preserve"> PAGEREF _Toc229752163 \h </w:instrText>
+            </w:r>
+            <w:r>
+              <w:rPr>
+                <w:noProof/>
+                <w:webHidden/>
+              </w:rPr>
+            </w:r>
+            <w:r>
+              <w:rPr>
+                <w:noProof/>
+                <w:webHidden/>
+              </w:rPr>
+              <w:fldChar w:fldCharType="separate"/>
+            </w:r>
+            <w:r>
+              <w:rPr>
+                <w:noProof/>
+                <w:webHidden/>
+              </w:rPr>
+              <w:t>8</w:t>
+            </w:r>
+            <w:r>
+              <w:rPr>
+                <w:noProof/>
+                <w:webHidden/>
+              </w:rPr>
+              <w:fldChar w:fldCharType="end"/>
+            </w:r>
+          </w:hyperlink>
+        </w:p>
+        <w:p>
+          <w:pPr>
+            <w:pStyle w:val="TOC1"/>
+            <w:tabs>
+              <w:tab w:val="right" w:leader="dot" w:pos="9350"/>
+            </w:tabs>
+            <w:rPr>
+              <w:noProof/>
+            </w:rPr>
+          </w:pPr>
+          <w:hyperlink w:anchor="_Toc229752164" w:history="1">
+            <w:r>
+              <w:rPr>
+                <w:rStyle w:val="Hyperlink"/>
+                <w:noProof/>
+              </w:rPr>
+              <w:t>Video 2</w:t>
+            </w:r>
+            <w:r>
+              <w:rPr>
+                <w:noProof/>
+                <w:webHidden/>
+              </w:rPr>
+              <w:tab/>
+            </w:r>
+            <w:r>
+              <w:rPr>
+                <w:noProof/>
+                <w:webHidden/>
+              </w:rPr>
+              <w:fldChar w:fldCharType="begin"/>
+            </w:r>
+            <w:r>
+              <w:rPr>
+                <w:noProof/>
+                <w:webHidden/>
+              </w:rPr>
+              <w:instrText xml:space="preserve"> PAGEREF _Toc229752164 \h </w:instrText>
+            </w:r>
+            <w:r>
+              <w:rPr>
+                <w:noProof/>
+                <w:webHidden/>
+              </w:rPr>
+            </w:r>
+            <w:r>
+              <w:rPr>
+                <w:noProof/>
+                <w:webHidden/>
+              </w:rPr>
+              <w:fldChar w:fldCharType="separate"/>
+            </w:r>
+            <w:r>
+              <w:rPr>
+                <w:noProof/>
+                <w:webHidden/>
+              </w:rPr>
+              <w:t>8</w:t>
+            </w:r>
+            <w:r>
+              <w:rPr>
+                <w:noProof/>
+                <w:webHidden/>
+              </w:rPr>
+              <w:fldChar w:fldCharType="end"/>
+            </w:r>
+          </w:hyperlink>
+        </w:p>
+        <w:p>
+          <w:pPr>
+            <w:pStyle w:val="TOC2"/>
+            <w:tabs>
+              <w:tab w:val="right" w:leader="dot" w:pos="9350"/>
+            </w:tabs>
+            <w:rPr>
+              <w:noProof/>
+            </w:rPr>
+          </w:pPr>
+          <w:hyperlink w:anchor="_Toc229752165" w:history="1">
+            <w:r>
+              <w:rPr>
+                <w:rStyle w:val="Hyperlink"/>
+                <w:noProof/>
+              </w:rPr>
+              <w:t>Analysis</w:t>
+            </w:r>
+            <w:r>
+              <w:rPr>
+                <w:noProof/>
+                <w:webHidden/>
+              </w:rPr>
+              <w:tab/>
+            </w:r>
+            <w:r>
+              <w:rPr>
+                <w:noProof/>
+                <w:webHidden/>
+              </w:rPr>
+              <w:fldChar w:fldCharType="begin"/>
+            </w:r>
+            <w:r>
+              <w:rPr>
+                <w:noProof/>
+                <w:webHidden/>
+              </w:rPr>
+              <w:instrText xml:space="preserve"> PAGEREF _Toc229752165 \h </w:instrText>
+            </w:r>
+            <w:r>
+              <w:rPr>
+                <w:noProof/>
+                <w:webHidden/>
+              </w:rPr>
+            </w:r>
+            <w:r>
+              <w:rPr>
+                <w:noProof/>
+                <w:webHidden/>
+              </w:rPr>
+              <w:fldChar w:fldCharType="separate"/>
+            </w:r>
+            <w:r>
+              <w:rPr>
+                <w:noProof/>
+                <w:webHidden/>
+              </w:rPr>
+              <w:t>8</w:t>
+            </w:r>
+            <w:r>
+              <w:rPr>
+                <w:noProof/>
+                <w:webHidden/>
+              </w:rPr>
+              <w:fldChar w:fldCharType="end"/>
+            </w:r>
+          </w:hyperlink>
+        </w:p>
+        <w:p>
+          <w:pPr>
+            <w:pStyle w:val="TOC2"/>
+            <w:tabs>
+              <w:tab w:val="right" w:leader="dot" w:pos="9350"/>
+            </w:tabs>
+            <w:rPr>
+              <w:noProof/>
+            </w:rPr>
+          </w:pPr>
+          <w:hyperlink w:anchor="_Toc229752166" w:history="1">
+            <w:r>
+              <w:rPr>
+                <w:rStyle w:val="Hyperlink"/>
+                <w:noProof/>
+              </w:rPr>
+              <w:t>Processing</w:t>
+            </w:r>
+            <w:r>
+              <w:rPr>
+                <w:noProof/>
+                <w:webHidden/>
+              </w:rPr>
+              <w:tab/>
+            </w:r>
+            <w:r>
+              <w:rPr>
+                <w:noProof/>
+                <w:webHidden/>
+              </w:rPr>
+              <w:fldChar w:fldCharType="begin"/>
+            </w:r>
+            <w:r>
+              <w:rPr>
+                <w:noProof/>
+                <w:webHidden/>
+              </w:rPr>
+              <w:instrText xml:space="preserve"> PAGEREF _Toc229752166 \h </w:instrText>
+            </w:r>
+            <w:r>
+              <w:rPr>
+                <w:noProof/>
+                <w:webHidden/>
+              </w:rPr>
+            </w:r>
+            <w:r>
+              <w:rPr>
+                <w:noProof/>
+                <w:webHidden/>
+              </w:rPr>
+              <w:fldChar w:fldCharType="separate"/>
+            </w:r>
+            <w:r>
+              <w:rPr>
+                <w:noProof/>
+                <w:webHidden/>
+              </w:rPr>
+              <w:t>8</w:t>
+            </w:r>
+            <w:r>
+              <w:rPr>
+                <w:noProof/>
+                <w:webHidden/>
+              </w:rPr>
+              <w:fldChar w:fldCharType="end"/>
+            </w:r>
+          </w:hyperlink>
+        </w:p>
+        <w:p>
+          <w:pPr>
+            <w:pStyle w:val="TOC2"/>
+            <w:tabs>
+              <w:tab w:val="right" w:leader="dot" w:pos="9350"/>
+            </w:tabs>
+            <w:rPr>
+              <w:noProof/>
+            </w:rPr>
+          </w:pPr>
+          <w:hyperlink w:anchor="_Toc229752167" w:history="1">
+            <w:r>
+              <w:rPr>
+                <w:rStyle w:val="Hyperlink"/>
+                <w:noProof/>
+              </w:rPr>
+              <w:t>Metrics</w:t>
+            </w:r>
+            <w:r>
+              <w:rPr>
+                <w:noProof/>
+                <w:webHidden/>
+              </w:rPr>
+              <w:tab/>
+            </w:r>
+            <w:r>
+              <w:rPr>
+                <w:noProof/>
+                <w:webHidden/>
+              </w:rPr>
+              <w:fldChar w:fldCharType="begin"/>
+            </w:r>
+            <w:r>
+              <w:rPr>
+                <w:noProof/>
+                <w:webHidden/>
+              </w:rPr>
+              <w:instrText xml:space="preserve"> PAGEREF _Toc229752167 \h </w:instrText>
+            </w:r>
+            <w:r>
+              <w:rPr>
+                <w:noProof/>
+                <w:webHidden/>
+              </w:rPr>
+            </w:r>
+            <w:r>
+              <w:rPr>
+                <w:noProof/>
+                <w:webHidden/>
+              </w:rPr>
+              <w:fldChar w:fldCharType="separate"/>
+            </w:r>
+            <w:r>
+              <w:rPr>
+                <w:noProof/>
+                <w:webHidden/>
+              </w:rPr>
+              <w:t>8</w:t>
+            </w:r>
+            <w:r>
+              <w:rPr>
+                <w:noProof/>
+                <w:webHidden/>
+              </w:rPr>
+              <w:fldChar w:fldCharType="end"/>
+            </w:r>
+          </w:hyperlink>
+        </w:p>
+        <w:p>
+          <w:pPr>
+            <w:pStyle w:val="TOC2"/>
+            <w:tabs>
+              <w:tab w:val="right" w:leader="dot" w:pos="9350"/>
+            </w:tabs>
+            <w:rPr>
+              <w:noProof/>
+            </w:rPr>
+          </w:pPr>
+          <w:hyperlink w:anchor="_Toc229752168" w:history="1">
+            <w:r>
+              <w:rPr>
+                <w:rStyle w:val="Hyperlink"/>
+                <w:noProof/>
+              </w:rPr>
+              <w:t>Conclusion</w:t>
+            </w:r>
+            <w:r>
+              <w:rPr>
+                <w:noProof/>
+                <w:webHidden/>
+              </w:rPr>
+              <w:tab/>
+            </w:r>
+            <w:r>
+              <w:rPr>
+                <w:noProof/>
+                <w:webHidden/>
+              </w:rPr>
+              <w:fldChar w:fldCharType="begin"/>
+            </w:r>
+            <w:r>
+              <w:rPr>
+                <w:noProof/>
+                <w:webHidden/>
+              </w:rPr>
+              <w:instrText xml:space="preserve"> PAGEREF _Toc229752168 \h </w:instrText>
+            </w:r>
+            <w:r>
+              <w:rPr>
+                <w:noProof/>
+                <w:webHidden/>
+              </w:rPr>
+            </w:r>
+            <w:r>
+              <w:rPr>
+                <w:noProof/>
+                <w:webHidden/>
+              </w:rPr>
+              <w:fldChar w:fldCharType="separate"/>
+            </w:r>
+            <w:r>
+              <w:rPr>
+                <w:noProof/>
+                <w:webHidden/>
+              </w:rPr>
+              <w:t>8</w:t>
+            </w:r>
+            <w:r>
+              <w:rPr>
+                <w:noProof/>
+                <w:webHidden/>
+              </w:rPr>
+              <w:fldChar w:fldCharType="end"/>
+            </w:r>
+          </w:hyperlink>
+        </w:p>
+        <w:p>
+          <w:pPr>
+            <w:pStyle w:val="TOC1"/>
+            <w:tabs>
+              <w:tab w:val="right" w:leader="dot" w:pos="9350"/>
+            </w:tabs>
+            <w:rPr>
+              <w:noProof/>
+            </w:rPr>
+          </w:pPr>
+          <w:hyperlink w:anchor="_Toc229752169" w:history="1">
+            <w:r>
+              <w:rPr>
+                <w:rStyle w:val="Hyperlink"/>
+                <w:noProof/>
+              </w:rPr>
+              <w:t>Frame Sequence</w:t>
+            </w:r>
+            <w:r>
+              <w:rPr>
+                <w:noProof/>
+                <w:webHidden/>
+              </w:rPr>
+              <w:tab/>
+            </w:r>
+            <w:r>
+              <w:rPr>
+                <w:noProof/>
+                <w:webHidden/>
+              </w:rPr>
+              <w:fldChar w:fldCharType="begin"/>
+            </w:r>
+            <w:r>
+              <w:rPr>
+                <w:noProof/>
+                <w:webHidden/>
+              </w:rPr>
+              <w:instrText xml:space="preserve"> PAGEREF _Toc229752169 \h </w:instrText>
+            </w:r>
+            <w:r>
+              <w:rPr>
+                <w:noProof/>
+                <w:webHidden/>
+              </w:rPr>
+            </w:r>
+            <w:r>
+              <w:rPr>
+                <w:noProof/>
+                <w:webHidden/>
+              </w:rPr>
+              <w:fldChar w:fldCharType="separate"/>
+            </w:r>
+            <w:r>
+              <w:rPr>
+                <w:noProof/>
+                <w:webHidden/>
+              </w:rPr>
+              <w:t>8</w:t>
+            </w:r>
+            <w:r>
+              <w:rPr>
+                <w:noProof/>
+                <w:webHidden/>
+              </w:rPr>
+              <w:fldChar w:fldCharType="end"/>
+            </w:r>
+          </w:hyperlink>
+        </w:p>
+        <w:p>
+          <w:pPr>
+            <w:pStyle w:val="TOC2"/>
+            <w:tabs>
+              <w:tab w:val="right" w:leader="dot" w:pos="9350"/>
+            </w:tabs>
+            <w:rPr>
+              <w:noProof/>
+            </w:rPr>
+          </w:pPr>
+          <w:hyperlink w:anchor="_Toc229752170" w:history="1">
+            <w:r>
+              <w:rPr>
+                <w:rStyle w:val="Hyperlink"/>
+                <w:noProof/>
+              </w:rPr>
+              <w:t>Analysis</w:t>
+            </w:r>
+            <w:r>
+              <w:rPr>
+                <w:noProof/>
+                <w:webHidden/>
+              </w:rPr>
+              <w:tab/>
+            </w:r>
+            <w:r>
+              <w:rPr>
+                <w:noProof/>
+                <w:webHidden/>
+              </w:rPr>
+              <w:fldChar w:fldCharType="begin"/>
+            </w:r>
+            <w:r>
+              <w:rPr>
+                <w:noProof/>
+                <w:webHidden/>
+              </w:rPr>
+              <w:instrText xml:space="preserve"> PAGEREF _Toc229752170 \h </w:instrText>
+            </w:r>
+            <w:r>
+              <w:rPr>
+                <w:noProof/>
+                <w:webHidden/>
+              </w:rPr>
+            </w:r>
+            <w:r>
+              <w:rPr>
+                <w:noProof/>
+                <w:webHidden/>
+              </w:rPr>
+              <w:fldChar w:fldCharType="separate"/>
+            </w:r>
+            <w:r>
+              <w:rPr>
+                <w:noProof/>
+                <w:webHidden/>
+              </w:rPr>
+              <w:t>8</w:t>
+            </w:r>
+            <w:r>
+              <w:rPr>
+                <w:noProof/>
+                <w:webHidden/>
+              </w:rPr>
+              <w:fldChar w:fldCharType="end"/>
+            </w:r>
+          </w:hyperlink>
+        </w:p>
+        <w:p>
+          <w:pPr>
+            <w:pStyle w:val="TOC2"/>
+            <w:tabs>
+              <w:tab w:val="right" w:leader="dot" w:pos="9350"/>
+            </w:tabs>
+            <w:rPr>
+              <w:noProof/>
+            </w:rPr>
+          </w:pPr>
+          <w:hyperlink w:anchor="_Toc229752171" w:history="1">
+            <w:r>
+              <w:rPr>
+                <w:rStyle w:val="Hyperlink"/>
+                <w:noProof/>
+              </w:rPr>
+              <w:t>Processing</w:t>
+            </w:r>
+            <w:r>
+              <w:rPr>
+                <w:noProof/>
+                <w:webHidden/>
+              </w:rPr>
+              <w:tab/>
+            </w:r>
+            <w:r>
+              <w:rPr>
+                <w:noProof/>
+                <w:webHidden/>
+              </w:rPr>
+              <w:fldChar w:fldCharType="begin"/>
+            </w:r>
+            <w:r>
+              <w:rPr>
+                <w:noProof/>
+                <w:webHidden/>
+              </w:rPr>
+              <w:instrText xml:space="preserve"> PAGEREF _Toc229752171 \h </w:instrText>
+            </w:r>
+            <w:r>
+              <w:rPr>
+                <w:noProof/>
+                <w:webHidden/>
+              </w:rPr>
+            </w:r>
+            <w:r>
+              <w:rPr>
+                <w:noProof/>
+                <w:webHidden/>
+              </w:rPr>
+              <w:fldChar w:fldCharType="separate"/>
+            </w:r>
+            <w:r>
+              <w:rPr>
+                <w:noProof/>
+                <w:webHidden/>
+              </w:rPr>
+              <w:t>9</w:t>
+            </w:r>
+            <w:r>
+              <w:rPr>
+                <w:noProof/>
+                <w:webHidden/>
+              </w:rPr>
+              <w:fldChar w:fldCharType="end"/>
+            </w:r>
+          </w:hyperlink>
+        </w:p>
+        <w:p>
+          <w:pPr>
+            <w:pStyle w:val="TOC2"/>
+            <w:tabs>
+              <w:tab w:val="right" w:leader="dot" w:pos="9350"/>
+            </w:tabs>
+            <w:rPr>
+              <w:noProof/>
+            </w:rPr>
+          </w:pPr>
+          <w:hyperlink w:anchor="_Toc229752172" w:history="1">
+            <w:r>
+              <w:rPr>
+                <w:rStyle w:val="Hyperlink"/>
+                <w:noProof/>
+              </w:rPr>
+              <w:t>Metrics</w:t>
+            </w:r>
+            <w:r>
+              <w:rPr>
+                <w:noProof/>
+                <w:webHidden/>
+              </w:rPr>
+              <w:tab/>
+            </w:r>
+            <w:r>
+              <w:rPr>
+                <w:noProof/>
+                <w:webHidden/>
+              </w:rPr>
+              <w:fldChar w:fldCharType="begin"/>
+            </w:r>
+            <w:r>
+              <w:rPr>
+                <w:noProof/>
+                <w:webHidden/>
+              </w:rPr>
+              <w:instrText xml:space="preserve"> PAGEREF _Toc229752172 \h </w:instrText>
+            </w:r>
+            <w:r>
+              <w:rPr>
+                <w:noProof/>
+                <w:webHidden/>
+              </w:rPr>
+            </w:r>
+            <w:r>
+              <w:rPr>
+                <w:noProof/>
+                <w:webHidden/>
+              </w:rPr>
+              <w:fldChar w:fldCharType="separate"/>
+            </w:r>
+            <w:r>
+              <w:rPr>
+                <w:noProof/>
+                <w:webHidden/>
+              </w:rPr>
+              <w:t>9</w:t>
+            </w:r>
+            <w:r>
+              <w:rPr>
+                <w:noProof/>
+                <w:webHidden/>
+              </w:rPr>
+              <w:fldChar w:fldCharType="end"/>
+            </w:r>
+          </w:hyperlink>
+        </w:p>
+        <w:p>
+          <w:pPr>
+            <w:pStyle w:val="TOC2"/>
+            <w:tabs>
+              <w:tab w:val="right" w:leader="dot" w:pos="9350"/>
+            </w:tabs>
+            <w:rPr>
+              <w:noProof/>
+            </w:rPr>
+          </w:pPr>
+          <w:hyperlink w:anchor="_Toc229752173" w:history="1">
+            <w:r>
+              <w:rPr>
+                <w:rStyle w:val="Hyperlink"/>
+                <w:noProof/>
+              </w:rPr>
+              <w:t>Conclusion</w:t>
+            </w:r>
+            <w:r>
+              <w:rPr>
+                <w:noProof/>
+                <w:webHidden/>
+              </w:rPr>
+              <w:tab/>
+            </w:r>
+            <w:r>
+              <w:rPr>
+                <w:noProof/>
+                <w:webHidden/>
+              </w:rPr>
+              <w:fldChar w:fldCharType="begin"/>
+            </w:r>
+            <w:r>
+              <w:rPr>
+                <w:noProof/>
+                <w:webHidden/>
+              </w:rPr>
+              <w:instrText xml:space="preserve"> PAGEREF _Toc229752173 \h </w:instrText>
+            </w:r>
+            <w:r>
+              <w:rPr>
+                <w:noProof/>
+                <w:webHidden/>
+              </w:rPr>
+            </w:r>
+            <w:r>
+              <w:rPr>
+                <w:noProof/>
+                <w:webHidden/>
+              </w:rPr>
+              <w:fldChar w:fldCharType="separate"/>
+            </w:r>
+            <w:r>
+              <w:rPr>
+                <w:noProof/>
+                <w:webHidden/>
+              </w:rPr>
+              <w:t>9</w:t>
+            </w:r>
+            <w:r>
+              <w:rPr>
+                <w:noProof/>
+                <w:webHidden/>
+              </w:rPr>
+              <w:fldChar w:fldCharType="end"/>
+            </w:r>
+          </w:hyperlink>
+        </w:p>
+        <w:p>
+          <w:pPr>
+            <w:pStyle w:val="TOC1"/>
+            <w:tabs>
+              <w:tab w:val="right" w:leader="dot" w:pos="9350"/>
+            </w:tabs>
+            <w:rPr>
+              <w:noProof/>
+            </w:rPr>
+          </w:pPr>
+          <w:hyperlink w:anchor="_Toc229752174" w:history="1">
+            <w:r>
+              <w:rPr>
+                <w:rStyle w:val="Hyperlink"/>
+                <w:noProof/>
+              </w:rPr>
+              <w:t>Conclusion</w:t>
+            </w:r>
+            <w:r>
+              <w:rPr>
+                <w:noProof/>
+                <w:webHidden/>
+              </w:rPr>
+              <w:tab/>
+            </w:r>
+            <w:r>
+              <w:rPr>
+                <w:noProof/>
+                <w:webHidden/>
+              </w:rPr>
+              <w:fldChar w:fldCharType="begin"/>
+            </w:r>
+            <w:r>
+              <w:rPr>
+                <w:noProof/>
+                <w:webHidden/>
+              </w:rPr>
+              <w:instrText xml:space="preserve"> PAGEREF _Toc229752174 \h </w:instrText>
+            </w:r>
+            <w:r>
+              <w:rPr>
+                <w:noProof/>
+                <w:webHidden/>
+              </w:rPr>
+            </w:r>
+            <w:r>
+              <w:rPr>
+                <w:noProof/>
+                <w:webHidden/>
+              </w:rPr>
+              <w:fldChar w:fldCharType="separate"/>
+            </w:r>
+            <w:r>
+              <w:rPr>
+                <w:noProof/>
+                <w:webHidden/>
+              </w:rPr>
+              <w:t>9</w:t>
+            </w:r>
+            <w:r>
+              <w:rPr>
+                <w:noProof/>
+                <w:webHidden/>
+              </w:rPr>
+              <w:fldChar w:fldCharType="end"/>
+            </w:r>
+          </w:hyperlink>
+        </w:p>
+        <w:p>
+          <w:pPr>
+            <w:pStyle w:val="TOC1"/>
+            <w:tabs>
+              <w:tab w:val="right" w:leader="dot" w:pos="9350"/>
+            </w:tabs>
+            <w:rPr>
+              <w:noProof/>
+            </w:rPr>
+          </w:pPr>
+          <w:hyperlink w:anchor="_Toc229752175" w:history="1">
+            <w:r>
+              <w:rPr>
+                <w:rStyle w:val="Hyperlink"/>
+                <w:noProof/>
+              </w:rPr>
+              <w:t>Bibliography</w:t>
+            </w:r>
+            <w:r>
+              <w:rPr>
+                <w:noProof/>
+                <w:webHidden/>
+              </w:rPr>
+              <w:tab/>
+            </w:r>
+            <w:r>
+              <w:rPr>
+                <w:noProof/>
+                <w:webHidden/>
+              </w:rPr>
+              <w:fldChar w:fldCharType="begin"/>
+            </w:r>
+            <w:r>
+              <w:rPr>
+                <w:noProof/>
+                <w:webHidden/>
+              </w:rPr>
+              <w:instrText xml:space="preserve"> PAGEREF _Toc229752175 \h </w:instrText>
+            </w:r>
+            <w:r>
+              <w:rPr>
+                <w:noProof/>
+                <w:webHidden/>
+              </w:rPr>
+            </w:r>
+            <w:r>
+              <w:rPr>
+                <w:noProof/>
+                <w:webHidden/>
+              </w:rPr>
+              <w:fldChar w:fldCharType="separate"/>
+            </w:r>
+            <w:r>
+              <w:rPr>
+                <w:noProof/>
+                <w:webHidden/>
+              </w:rPr>
+              <w:t>9</w:t>
+            </w:r>
+            <w:r>
+              <w:rPr>
+                <w:noProof/>
+                <w:webHidden/>
+              </w:rPr>
+              <w:fldChar w:fldCharType="end"/>
+            </w:r>
+          </w:hyperlink>
+        </w:p>
+        <w:p>
           <w:r>
             <w:rPr>
               <w:b/>
@@ -1073,10 +4319,12 @@
       <w:pPr>
         <w:pStyle w:val="Heading1"/>
       </w:pPr>
+      <w:bookmarkStart w:id="1" w:name="_Toc229752128"/>
       <w:r>
         <w:lastRenderedPageBreak/>
         <w:t>Introduction</w:t>
       </w:r>
+      <w:bookmarkEnd w:id="1"/>
     </w:p>
     <w:p/>
     <w:p>
@@ -1105,17 +4353,21 @@
       <w:pPr>
         <w:pStyle w:val="Heading1"/>
       </w:pPr>
+      <w:bookmarkStart w:id="2" w:name="_Toc229752129"/>
       <w:r>
         <w:t>Image 1</w:t>
       </w:r>
+      <w:bookmarkEnd w:id="2"/>
     </w:p>
     <w:p>
       <w:pPr>
         <w:pStyle w:val="Heading2"/>
       </w:pPr>
+      <w:bookmarkStart w:id="3" w:name="_Toc229752130"/>
       <w:r>
         <w:t>Analysis</w:t>
       </w:r>
+      <w:bookmarkEnd w:id="3"/>
     </w:p>
     <w:p>
       <w:r>
@@ -1138,118 +4390,408 @@
       <w:pPr>
         <w:pStyle w:val="Heading2"/>
       </w:pPr>
+      <w:bookmarkStart w:id="4" w:name="_Toc229752131"/>
       <w:r>
         <w:t>Processing</w:t>
       </w:r>
+      <w:bookmarkEnd w:id="4"/>
     </w:p>
     <w:p>
       <w:r>
         <w:t>For processing, the color space is converted from RGB to HSV. This is because HSV separates color from brightness. Hence, for removing the green tint, the Hue channel can be worked on separately. Then, a mask is created where green lies in the image.</w:t>
       </w:r>
+      <w:r>
+        <w:t xml:space="preserve"> Saturation and Values are also reduced from the green mask. A bilateral filter is applied to reduce the noise in the image.</w:t>
+      </w:r>
     </w:p>
     <w:p>
       <w:pPr>
         <w:pStyle w:val="Heading2"/>
       </w:pPr>
-      <w:r>
+      <w:bookmarkStart w:id="5" w:name="_Toc229752132"/>
+      <w:r>
+        <w:lastRenderedPageBreak/>
         <w:t>Metrics</w:t>
       </w:r>
+      <w:bookmarkEnd w:id="5"/>
+    </w:p>
+    <w:p>
+      <w:pPr>
+        <w:jc w:val="center"/>
+      </w:pPr>
+      <w:r>
+        <w:drawing>
+          <wp:inline distT="0" distB="0" distL="0" distR="0" wp14:anchorId="66E45A81" wp14:editId="6581DFE4">
+            <wp:extent cx="4064000" cy="1844865"/>
+            <wp:effectExtent l="0" t="0" r="0" b="3175"/>
+            <wp:docPr id="1116548498" name="Picture 1"/>
+            <wp:cNvGraphicFramePr>
+              <a:graphicFrameLocks xmlns:a="http://schemas.openxmlformats.org/drawingml/2006/main" noChangeAspect="1"/>
+            </wp:cNvGraphicFramePr>
+            <a:graphic xmlns:a="http://schemas.openxmlformats.org/drawingml/2006/main">
+              <a:graphicData uri="http://schemas.openxmlformats.org/drawingml/2006/picture">
+                <pic:pic xmlns:pic="http://schemas.openxmlformats.org/drawingml/2006/picture">
+                  <pic:nvPicPr>
+                    <pic:cNvPr id="1116548498" name=""/>
+                    <pic:cNvPicPr/>
+                  </pic:nvPicPr>
+                  <pic:blipFill>
+                    <a:blip r:embed="rId6"/>
+                    <a:stretch>
+                      <a:fillRect/>
+                    </a:stretch>
+                  </pic:blipFill>
+                  <pic:spPr>
+                    <a:xfrm>
+                      <a:off x="0" y="0"/>
+                      <a:ext cx="4068530" cy="1846921"/>
+                    </a:xfrm>
+                    <a:prstGeom prst="rect">
+                      <a:avLst/>
+                    </a:prstGeom>
+                  </pic:spPr>
+                </pic:pic>
+              </a:graphicData>
+            </a:graphic>
+          </wp:inline>
+        </w:drawing>
+      </w:r>
+    </w:p>
+    <w:p>
+      <w:pPr>
+        <w:jc w:val="center"/>
+      </w:pPr>
+      <w:r>
+        <w:drawing>
+          <wp:inline distT="0" distB="0" distL="0" distR="0" wp14:anchorId="4759C864" wp14:editId="7CFB5E31">
+            <wp:extent cx="4064000" cy="1884810"/>
+            <wp:effectExtent l="0" t="0" r="0" b="1270"/>
+            <wp:docPr id="2074017510" name="Picture 1"/>
+            <wp:cNvGraphicFramePr>
+              <a:graphicFrameLocks xmlns:a="http://schemas.openxmlformats.org/drawingml/2006/main" noChangeAspect="1"/>
+            </wp:cNvGraphicFramePr>
+            <a:graphic xmlns:a="http://schemas.openxmlformats.org/drawingml/2006/main">
+              <a:graphicData uri="http://schemas.openxmlformats.org/drawingml/2006/picture">
+                <pic:pic xmlns:pic="http://schemas.openxmlformats.org/drawingml/2006/picture">
+                  <pic:nvPicPr>
+                    <pic:cNvPr id="2074017510" name=""/>
+                    <pic:cNvPicPr/>
+                  </pic:nvPicPr>
+                  <pic:blipFill>
+                    <a:blip r:embed="rId7"/>
+                    <a:stretch>
+                      <a:fillRect/>
+                    </a:stretch>
+                  </pic:blipFill>
+                  <pic:spPr>
+                    <a:xfrm>
+                      <a:off x="0" y="0"/>
+                      <a:ext cx="4085115" cy="1894603"/>
+                    </a:xfrm>
+                    <a:prstGeom prst="rect">
+                      <a:avLst/>
+                    </a:prstGeom>
+                  </pic:spPr>
+                </pic:pic>
+              </a:graphicData>
+            </a:graphic>
+          </wp:inline>
+        </w:drawing>
+      </w:r>
+    </w:p>
+    <w:p>
+      <w:pPr>
+        <w:jc w:val="center"/>
+      </w:pPr>
+    </w:p>
+    <w:p>
+      <w:pPr>
+        <w:jc w:val="left"/>
+      </w:pPr>
+      <w:r>
+        <w:t>PSNR: 11.4544</w:t>
+      </w:r>
+    </w:p>
+    <w:p>
+      <w:pPr>
+        <w:jc w:val="left"/>
+      </w:pPr>
+      <w:r>
+        <w:t>Contrast: 46.7762</w:t>
+      </w:r>
+    </w:p>
+    <w:p>
+      <w:pPr>
+        <w:jc w:val="left"/>
+      </w:pPr>
+      <w:r>
+        <w:t>Enhanced Contrast: 0.29466</w:t>
+      </w:r>
+    </w:p>
+    <w:p>
+      <w:pPr>
+        <w:jc w:val="left"/>
+      </w:pPr>
     </w:p>
     <w:p>
       <w:pPr>
         <w:pStyle w:val="Heading2"/>
       </w:pPr>
-      <w:r>
-        <w:t xml:space="preserve">Conclusion </w:t>
+      <w:bookmarkStart w:id="6" w:name="_Toc229752133"/>
+      <w:r>
+        <w:lastRenderedPageBreak/>
+        <w:t>Conclusion</w:t>
+      </w:r>
+      <w:bookmarkEnd w:id="6"/>
+      <w:r>
+        <w:t xml:space="preserve"> </w:t>
+      </w:r>
+    </w:p>
+    <w:p>
+      <w:pPr>
+        <w:jc w:val="center"/>
+      </w:pPr>
+      <w:r>
+        <w:drawing>
+          <wp:inline distT="0" distB="0" distL="0" distR="0" wp14:anchorId="1DAB4CC8" wp14:editId="164C0A60">
+            <wp:extent cx="4965229" cy="2621068"/>
+            <wp:effectExtent l="0" t="0" r="6985" b="8255"/>
+            <wp:docPr id="626391972" name="Picture 1"/>
+            <wp:cNvGraphicFramePr>
+              <a:graphicFrameLocks xmlns:a="http://schemas.openxmlformats.org/drawingml/2006/main" noChangeAspect="1"/>
+            </wp:cNvGraphicFramePr>
+            <a:graphic xmlns:a="http://schemas.openxmlformats.org/drawingml/2006/main">
+              <a:graphicData uri="http://schemas.openxmlformats.org/drawingml/2006/picture">
+                <pic:pic xmlns:pic="http://schemas.openxmlformats.org/drawingml/2006/picture">
+                  <pic:nvPicPr>
+                    <pic:cNvPr id="626391972" name=""/>
+                    <pic:cNvPicPr/>
+                  </pic:nvPicPr>
+                  <pic:blipFill>
+                    <a:blip r:embed="rId8"/>
+                    <a:stretch>
+                      <a:fillRect/>
+                    </a:stretch>
+                  </pic:blipFill>
+                  <pic:spPr>
+                    <a:xfrm>
+                      <a:off x="0" y="0"/>
+                      <a:ext cx="4973764" cy="2625574"/>
+                    </a:xfrm>
+                    <a:prstGeom prst="rect">
+                      <a:avLst/>
+                    </a:prstGeom>
+                  </pic:spPr>
+                </pic:pic>
+              </a:graphicData>
+            </a:graphic>
+          </wp:inline>
+        </w:drawing>
+      </w:r>
+    </w:p>
+    <w:p>
+      <w:pPr>
+        <w:jc w:val="center"/>
+      </w:pPr>
+    </w:p>
+    <w:p>
+      <w:pPr>
+        <w:jc w:val="left"/>
+      </w:pPr>
+      <w:r>
+        <w:t xml:space="preserve">The Image is less saturated with green and details are shown better. There are some spots where color was lost, in the bottom right, which was caused due to the green overtaking the color information of the table </w:t>
+      </w:r>
+      <w:r>
+        <w:t>which was removed.</w:t>
       </w:r>
     </w:p>
     <w:p>
       <w:pPr>
         <w:pStyle w:val="Heading1"/>
       </w:pPr>
-      <w:r>
-        <w:t xml:space="preserve">Image </w:t>
-      </w:r>
-      <w:r>
-        <w:t>2</w:t>
-      </w:r>
+      <w:bookmarkStart w:id="7" w:name="_Toc229752134"/>
+      <w:r>
+        <w:t>Image 2</w:t>
+      </w:r>
+      <w:bookmarkEnd w:id="7"/>
     </w:p>
     <w:p/>
     <w:p>
       <w:pPr>
         <w:pStyle w:val="Heading2"/>
       </w:pPr>
+      <w:bookmarkStart w:id="8" w:name="_Toc229752135"/>
+      <w:r>
+        <w:t>Analysis</w:t>
+      </w:r>
+      <w:bookmarkEnd w:id="8"/>
+    </w:p>
+    <w:p>
+      <w:r>
+        <w:t xml:space="preserve">In this image, a man is standing on a backyard of some kind. The man is out of focus and the background is quite dark due to the shadows. Removing the blur to reveal the person is a big challenge and out of reach of the syllabus. However, </w:t>
+      </w:r>
+      <w:r>
+        <w:t>t</w:t>
+      </w:r>
+      <w:r>
+        <w:t>he contrast of the image can be balanced and a filter can be used to reduce the blur.</w:t>
+      </w:r>
+    </w:p>
+    <w:p>
+      <w:pPr>
+        <w:pStyle w:val="Heading2"/>
+      </w:pPr>
+      <w:bookmarkStart w:id="9" w:name="_Toc229752136"/>
+      <w:r>
+        <w:t>Processing</w:t>
+      </w:r>
+      <w:bookmarkEnd w:id="9"/>
+    </w:p>
+    <w:p/>
+    <w:p>
+      <w:pPr>
+        <w:pStyle w:val="Heading2"/>
+      </w:pPr>
+      <w:bookmarkStart w:id="10" w:name="_Toc229752137"/>
+      <w:r>
+        <w:t>Metrics</w:t>
+      </w:r>
+      <w:bookmarkEnd w:id="10"/>
+    </w:p>
+    <w:p>
+      <w:pPr>
+        <w:pStyle w:val="Heading2"/>
+      </w:pPr>
+      <w:bookmarkStart w:id="11" w:name="_Toc229752138"/>
+      <w:r>
+        <w:t>Conclusion</w:t>
+      </w:r>
+      <w:bookmarkEnd w:id="11"/>
+      <w:r>
+        <w:t xml:space="preserve"> </w:t>
+      </w:r>
+    </w:p>
+    <w:p>
+      <w:pPr>
+        <w:pStyle w:val="Heading1"/>
+      </w:pPr>
+      <w:bookmarkStart w:id="12" w:name="_Toc229752139"/>
+      <w:r>
+        <w:t>Image 3</w:t>
+      </w:r>
+      <w:bookmarkEnd w:id="12"/>
+    </w:p>
+    <w:p/>
+    <w:p>
+      <w:pPr>
+        <w:pStyle w:val="Heading2"/>
+      </w:pPr>
+      <w:bookmarkStart w:id="13" w:name="_Toc229752140"/>
       <w:r>
         <w:lastRenderedPageBreak/>
         <w:t>Analysis</w:t>
       </w:r>
+      <w:bookmarkEnd w:id="13"/>
+    </w:p>
+    <w:p>
+      <w:r>
+        <w:t>The image contains a car in a yard. The image is in a grayscale format with a lot of noise. Due to the image already losing too much information of the car’s license plate, finding out the number of the plate is unnecessary. So, the image can be processed by removing the noise and smoothening the image.</w:t>
+      </w:r>
     </w:p>
     <w:p>
       <w:pPr>
         <w:pStyle w:val="Heading2"/>
       </w:pPr>
+      <w:bookmarkStart w:id="14" w:name="_Toc229752141"/>
       <w:r>
         <w:t>Processing</w:t>
       </w:r>
+      <w:bookmarkEnd w:id="14"/>
     </w:p>
     <w:p>
       <w:pPr>
         <w:pStyle w:val="Heading2"/>
       </w:pPr>
+      <w:bookmarkStart w:id="15" w:name="_Toc229752142"/>
       <w:r>
         <w:t>Metrics</w:t>
       </w:r>
+      <w:bookmarkEnd w:id="15"/>
     </w:p>
     <w:p>
       <w:pPr>
         <w:pStyle w:val="Heading2"/>
       </w:pPr>
-      <w:r>
-        <w:t xml:space="preserve">Conclusion </w:t>
-      </w:r>
-    </w:p>
+      <w:bookmarkStart w:id="16" w:name="_Toc229752143"/>
+      <w:r>
+        <w:t>Conclusion</w:t>
+      </w:r>
+      <w:bookmarkEnd w:id="16"/>
+      <w:r>
+        <w:t xml:space="preserve"> </w:t>
+      </w:r>
+    </w:p>
+    <w:p/>
     <w:p>
       <w:pPr>
         <w:pStyle w:val="Heading1"/>
       </w:pPr>
-      <w:r>
-        <w:t xml:space="preserve">Image </w:t>
-      </w:r>
-      <w:r>
-        <w:t>3</w:t>
-      </w:r>
+      <w:bookmarkStart w:id="17" w:name="_Toc229752144"/>
+      <w:r>
+        <w:t>Image 4</w:t>
+      </w:r>
+      <w:bookmarkEnd w:id="17"/>
     </w:p>
     <w:p/>
     <w:p>
       <w:pPr>
         <w:pStyle w:val="Heading2"/>
       </w:pPr>
+      <w:bookmarkStart w:id="18" w:name="_Toc229752145"/>
       <w:r>
         <w:t>Analysis</w:t>
       </w:r>
+      <w:bookmarkEnd w:id="18"/>
+    </w:p>
+    <w:p>
+      <w:r>
+        <w:t>In the image, a person is walking down a road at what looks like dusk or dawn. There are bright street lamps which reflect the light onto the floor, making it bright. The sky has dark clouds and where the sky meets the land, there are no clouds in the sky, causing the sun behind to light up the middle region of the image. The person is facing away from the street lights, hence appears darker</w:t>
+      </w:r>
+      <w:r>
+        <w:t>. For this image, color has to be equalized and the image has to be brightened to highlight the subject better. Finally, noise can be removed to make the image cleaner.</w:t>
+      </w:r>
     </w:p>
     <w:p>
       <w:pPr>
         <w:pStyle w:val="Heading2"/>
       </w:pPr>
+      <w:bookmarkStart w:id="19" w:name="_Toc229752146"/>
       <w:r>
         <w:t>Processing</w:t>
       </w:r>
+      <w:bookmarkEnd w:id="19"/>
     </w:p>
     <w:p>
       <w:pPr>
         <w:pStyle w:val="Heading2"/>
       </w:pPr>
+      <w:bookmarkStart w:id="20" w:name="_Toc229752147"/>
       <w:r>
         <w:t>Metrics</w:t>
       </w:r>
+      <w:bookmarkEnd w:id="20"/>
     </w:p>
     <w:p>
       <w:pPr>
         <w:pStyle w:val="Heading2"/>
       </w:pPr>
-      <w:r>
-        <w:t xml:space="preserve">Conclusion </w:t>
+      <w:bookmarkStart w:id="21" w:name="_Toc229752148"/>
+      <w:r>
+        <w:t>Conclusion</w:t>
+      </w:r>
+      <w:bookmarkEnd w:id="21"/>
+      <w:r>
+        <w:t xml:space="preserve"> </w:t>
       </w:r>
     </w:p>
     <w:p/>
@@ -1257,44 +4799,65 @@
       <w:pPr>
         <w:pStyle w:val="Heading1"/>
       </w:pPr>
-      <w:r>
-        <w:t xml:space="preserve">Image </w:t>
-      </w:r>
-      <w:r>
-        <w:t>4</w:t>
-      </w:r>
+      <w:bookmarkStart w:id="22" w:name="_Toc229752149"/>
+      <w:r>
+        <w:t>Image 5</w:t>
+      </w:r>
+      <w:bookmarkEnd w:id="22"/>
     </w:p>
     <w:p/>
     <w:p>
       <w:pPr>
         <w:pStyle w:val="Heading2"/>
       </w:pPr>
+      <w:bookmarkStart w:id="23" w:name="_Toc229752150"/>
       <w:r>
         <w:t>Analysis</w:t>
       </w:r>
+      <w:bookmarkEnd w:id="23"/>
+    </w:p>
+    <w:p>
+      <w:r>
+        <w:t>The image consists of a person in front of a building. The person is walking perpendicularly away from the building, and the camera is facing the building at about 45 degrees. The overall quality of the image is very good but the problem is that the person appears blurry, caused by motion blur. While motion blur filter could be applied, due to the unavailability of the person’s original face, utilizing the good picture quality to showcase edge detection on the buildings and surroundings is better for analysis.</w:t>
+      </w:r>
     </w:p>
     <w:p>
       <w:pPr>
         <w:pStyle w:val="Heading2"/>
       </w:pPr>
-      <w:r>
+      <w:bookmarkStart w:id="24" w:name="_Toc229752151"/>
+      <w:r>
+        <w:lastRenderedPageBreak/>
         <w:t>Processing</w:t>
       </w:r>
+      <w:bookmarkEnd w:id="24"/>
     </w:p>
     <w:p>
       <w:pPr>
         <w:pStyle w:val="Heading2"/>
       </w:pPr>
+      <w:bookmarkStart w:id="25" w:name="_Toc229752152"/>
       <w:r>
         <w:t>Metrics</w:t>
       </w:r>
+      <w:bookmarkEnd w:id="25"/>
+    </w:p>
+    <w:p>
+      <w:r>
+        <w:t>Due to only edge detection being applied here, there were no metrics calculation.</w:t>
+      </w:r>
     </w:p>
     <w:p>
       <w:pPr>
         <w:pStyle w:val="Heading2"/>
       </w:pPr>
-      <w:r>
-        <w:t xml:space="preserve">Conclusion </w:t>
+      <w:bookmarkStart w:id="26" w:name="_Toc229752153"/>
+      <w:r>
+        <w:t>Conclusion</w:t>
+      </w:r>
+      <w:bookmarkEnd w:id="26"/>
+      <w:r>
+        <w:t xml:space="preserve"> </w:t>
       </w:r>
     </w:p>
     <w:p/>
@@ -1302,49 +4865,79 @@
       <w:pPr>
         <w:pStyle w:val="Heading1"/>
       </w:pPr>
-      <w:r>
-        <w:t xml:space="preserve">Image </w:t>
-      </w:r>
-      <w:r>
-        <w:t>5</w:t>
-      </w:r>
+      <w:bookmarkStart w:id="27" w:name="_Toc229752154"/>
+      <w:r>
+        <w:t>Image 6</w:t>
+      </w:r>
+      <w:bookmarkEnd w:id="27"/>
     </w:p>
     <w:p/>
     <w:p>
       <w:pPr>
         <w:pStyle w:val="Heading2"/>
       </w:pPr>
+      <w:bookmarkStart w:id="28" w:name="_Toc229752155"/>
       <w:r>
         <w:t>Analysis</w:t>
       </w:r>
+      <w:bookmarkEnd w:id="28"/>
+    </w:p>
+    <w:p>
+      <w:r>
+        <w:t xml:space="preserve">The image consists of some soldiers kneeling on the ground. </w:t>
+      </w:r>
+      <w:r>
+        <w:t xml:space="preserve">The image has a “hay” like color tint, which makes the image look very vintage. </w:t>
+      </w:r>
+      <w:r>
+        <w:t xml:space="preserve">Nothing too concerning other than the tint can be observed. Hence, to process this, removing the tint and smoothening the image if any blur or noise occurs during processing </w:t>
+      </w:r>
+      <w:r>
+        <w:t>is enough.</w:t>
+      </w:r>
     </w:p>
     <w:p>
       <w:pPr>
         <w:pStyle w:val="Heading2"/>
       </w:pPr>
+      <w:bookmarkStart w:id="29" w:name="_Toc229752156"/>
       <w:r>
         <w:t>Processing</w:t>
       </w:r>
+      <w:bookmarkEnd w:id="29"/>
+    </w:p>
+    <w:p>
+      <w:r>
+        <w:t>Due to the tint of the image, it is best to convert to the LAB color space. The advantage of LAB is, the luminance portion of the image is separated from the color information</w:t>
+      </w:r>
+      <w:r>
+        <w:t>. The mean values of the a and b chromatic channels were subtracted to reduce global color bias under the Gray-World assumption. This approach helps restore more natural color representation while preserving luminance information (Kim and Lee, 2023).</w:t>
+      </w:r>
+      <w:r>
+        <w:t xml:space="preserve"> Then, simply a bilateral filter can be applied to remove the noise that occurred.</w:t>
+      </w:r>
     </w:p>
     <w:p>
       <w:pPr>
         <w:pStyle w:val="Heading2"/>
       </w:pPr>
+      <w:bookmarkStart w:id="30" w:name="_Toc229752157"/>
       <w:r>
         <w:t>Metrics</w:t>
       </w:r>
-    </w:p>
-    <w:p>
-      <w:r>
-        <w:t>Due to only edge detection being applied here, there were no metrics calculation.</w:t>
-      </w:r>
+      <w:bookmarkEnd w:id="30"/>
     </w:p>
     <w:p>
       <w:pPr>
         <w:pStyle w:val="Heading2"/>
       </w:pPr>
-      <w:r>
-        <w:t xml:space="preserve">Conclusion </w:t>
+      <w:bookmarkStart w:id="31" w:name="_Toc229752158"/>
+      <w:r>
+        <w:t>Conclusion</w:t>
+      </w:r>
+      <w:bookmarkEnd w:id="31"/>
+      <w:r>
+        <w:t xml:space="preserve"> </w:t>
       </w:r>
     </w:p>
     <w:p/>
@@ -1352,52 +4945,189 @@
       <w:pPr>
         <w:pStyle w:val="Heading1"/>
       </w:pPr>
+      <w:bookmarkStart w:id="32" w:name="_Toc229752159"/>
+      <w:r>
+        <w:t>Video 1</w:t>
+      </w:r>
+      <w:bookmarkEnd w:id="32"/>
+    </w:p>
+    <w:p/>
+    <w:p>
+      <w:pPr>
+        <w:pStyle w:val="Heading2"/>
+      </w:pPr>
+      <w:bookmarkStart w:id="33" w:name="_Toc229752160"/>
+      <w:r>
+        <w:t>Analysis</w:t>
+      </w:r>
+      <w:bookmarkEnd w:id="33"/>
+    </w:p>
+    <w:p>
+      <w:r>
+        <w:t>The video is 3 seconds long with a frame rate of 7 fps. It consists of a car trying to forward park while facing away from the camera. The license plate number is already clearly visible, “EX 764P2” so quality improvement seems unnecessary. So, this video looks like a good opportunity to highlight edge detection in a video.</w:t>
+      </w:r>
+    </w:p>
+    <w:p>
+      <w:pPr>
+        <w:pStyle w:val="Heading2"/>
+      </w:pPr>
+      <w:bookmarkStart w:id="34" w:name="_Toc229752161"/>
       <w:r>
         <w:lastRenderedPageBreak/>
-        <w:t xml:space="preserve">Image </w:t>
-      </w:r>
-      <w:r>
-        <w:t>6</w:t>
+        <w:t>Processing</w:t>
+      </w:r>
+      <w:bookmarkEnd w:id="34"/>
+    </w:p>
+    <w:p>
+      <w:pPr>
+        <w:pStyle w:val="Heading2"/>
+      </w:pPr>
+      <w:bookmarkStart w:id="35" w:name="_Toc229752162"/>
+      <w:r>
+        <w:t>Metrics</w:t>
+      </w:r>
+      <w:bookmarkEnd w:id="35"/>
+    </w:p>
+    <w:p>
+      <w:pPr>
+        <w:pStyle w:val="Heading2"/>
+      </w:pPr>
+      <w:bookmarkStart w:id="36" w:name="_Toc229752163"/>
+      <w:r>
+        <w:t>Conclusion</w:t>
+      </w:r>
+      <w:bookmarkEnd w:id="36"/>
+      <w:r>
+        <w:t xml:space="preserve"> </w:t>
       </w:r>
     </w:p>
     <w:p/>
     <w:p>
       <w:pPr>
+        <w:pStyle w:val="Heading1"/>
+      </w:pPr>
+      <w:bookmarkStart w:id="37" w:name="_Toc229752164"/>
+      <w:r>
+        <w:t>Video 2</w:t>
+      </w:r>
+      <w:bookmarkEnd w:id="37"/>
+    </w:p>
+    <w:p/>
+    <w:p>
+      <w:pPr>
         <w:pStyle w:val="Heading2"/>
       </w:pPr>
+      <w:bookmarkStart w:id="38" w:name="_Toc229752165"/>
       <w:r>
         <w:t>Analysis</w:t>
       </w:r>
+      <w:bookmarkEnd w:id="38"/>
+    </w:p>
+    <w:p>
+      <w:r>
+        <w:t xml:space="preserve">The video is 4 seconds long with a frame rate of 15 fps. The video consists of a car being recorded in the dark. However, the license plate is bright and even though it is hard to see, “CB 9169H” can be seen written on the plate. </w:t>
+      </w:r>
+      <w:r>
+        <w:t>Since the video contains almost no background information that seems necessary to extract, sharpening the quality of the license plate, even though the number can be seen, is the better approach for the processing of this video.</w:t>
+      </w:r>
+      <w:r>
+        <w:t xml:space="preserve"> </w:t>
+      </w:r>
     </w:p>
     <w:p>
       <w:pPr>
         <w:pStyle w:val="Heading2"/>
       </w:pPr>
+      <w:bookmarkStart w:id="39" w:name="_Toc229752166"/>
       <w:r>
         <w:t>Processing</w:t>
       </w:r>
+      <w:bookmarkEnd w:id="39"/>
+    </w:p>
+    <w:p>
+      <w:pPr>
+        <w:pStyle w:val="Heading2"/>
+      </w:pPr>
+      <w:bookmarkStart w:id="40" w:name="_Toc229752167"/>
+      <w:r>
+        <w:t>Metrics</w:t>
+      </w:r>
+      <w:bookmarkEnd w:id="40"/>
+    </w:p>
+    <w:p>
+      <w:pPr>
+        <w:pStyle w:val="Heading2"/>
+      </w:pPr>
+      <w:bookmarkStart w:id="41" w:name="_Toc229752168"/>
+      <w:r>
+        <w:t>Conclusion</w:t>
+      </w:r>
+      <w:bookmarkEnd w:id="41"/>
+      <w:r>
+        <w:t xml:space="preserve"> </w:t>
+      </w:r>
     </w:p>
     <w:p/>
     <w:p>
-      <w:r>
-        <w:t>The image exhibited a strong yellow-green color cast caused by non-uniform illumination conditions. To correct this chromatic imbalance, the image was converted into the CIELAB color space, where luminance and chromatic information are represented separately. The mean values of the a and b chromatic channels were subtracted to reduce global color bias under the Gray-World assumption. This approach helps restore more natural color representation while preserving luminance information (Kim and Lee, 2023).</w:t>
-      </w:r>
+      <w:pPr>
+        <w:pStyle w:val="Heading1"/>
+      </w:pPr>
+      <w:bookmarkStart w:id="42" w:name="_Toc229752169"/>
+      <w:r>
+        <w:t>Frame Sequence</w:t>
+      </w:r>
+      <w:bookmarkEnd w:id="42"/>
     </w:p>
     <w:p/>
     <w:p>
       <w:pPr>
         <w:pStyle w:val="Heading2"/>
       </w:pPr>
+      <w:bookmarkStart w:id="43" w:name="_Toc229752170"/>
+      <w:r>
+        <w:t>Analysis</w:t>
+      </w:r>
+      <w:bookmarkEnd w:id="43"/>
+    </w:p>
+    <w:p>
+      <w:r>
+        <w:t>There are 240 sets of images numbered vespa001…vespa240.jpg. The images are frames of a video supposed to be reconstructed first before analysis. Hence, first of all, a separate file has to be created to create a video from the frame sequence. Constructing the</w:t>
+      </w:r>
+      <w:r>
+        <w:t xml:space="preserve"> video, 24 fps seems like the perfect rate. After the video is constructed, the video shows a man riding a scooter at light. The license plate reads “TS-6 1331” or similar and can be observed slightly during some specific frames. The video has lots of camera shake and is of a very poor quality. For processing, the image can be </w:t>
+      </w:r>
+    </w:p>
+    <w:p>
+      <w:pPr>
+        <w:pStyle w:val="Heading2"/>
+      </w:pPr>
+      <w:bookmarkStart w:id="44" w:name="_Toc229752171"/>
+      <w:r>
+        <w:t>Processing</w:t>
+      </w:r>
+      <w:bookmarkEnd w:id="44"/>
+    </w:p>
+    <w:p>
+      <w:pPr>
+        <w:pStyle w:val="Heading2"/>
+      </w:pPr>
+      <w:bookmarkStart w:id="45" w:name="_Toc229752172"/>
       <w:r>
         <w:t>Metrics</w:t>
       </w:r>
+      <w:bookmarkEnd w:id="45"/>
     </w:p>
     <w:p>
       <w:pPr>
         <w:pStyle w:val="Heading2"/>
       </w:pPr>
-      <w:r>
-        <w:t xml:space="preserve">Conclusion </w:t>
+      <w:bookmarkStart w:id="46" w:name="_Toc229752173"/>
+      <w:r>
+        <w:t>Conclusion</w:t>
+      </w:r>
+      <w:bookmarkEnd w:id="46"/>
+      <w:r>
+        <w:t xml:space="preserve"> </w:t>
       </w:r>
     </w:p>
     <w:p/>
@@ -1405,145 +5135,23 @@
       <w:pPr>
         <w:pStyle w:val="Heading1"/>
       </w:pPr>
-      <w:r>
-        <w:t>Video 1</w:t>
-      </w:r>
+      <w:bookmarkStart w:id="47" w:name="_Toc229752174"/>
+      <w:r>
+        <w:lastRenderedPageBreak/>
+        <w:t>Conclusion</w:t>
+      </w:r>
+      <w:bookmarkEnd w:id="47"/>
     </w:p>
     <w:p/>
     <w:p>
       <w:pPr>
-        <w:pStyle w:val="Heading2"/>
-      </w:pPr>
-      <w:r>
-        <w:t>Analysis</w:t>
-      </w:r>
-    </w:p>
-    <w:p>
-      <w:pPr>
-        <w:pStyle w:val="Heading2"/>
-      </w:pPr>
-      <w:r>
-        <w:t>Processing</w:t>
-      </w:r>
-    </w:p>
-    <w:p>
-      <w:pPr>
-        <w:pStyle w:val="Heading2"/>
-      </w:pPr>
-      <w:r>
-        <w:t>Metrics</w:t>
-      </w:r>
-    </w:p>
-    <w:p>
-      <w:pPr>
-        <w:pStyle w:val="Heading2"/>
-      </w:pPr>
-      <w:r>
-        <w:t xml:space="preserve">Conclusion </w:t>
-      </w:r>
-    </w:p>
-    <w:p/>
-    <w:p>
-      <w:pPr>
         <w:pStyle w:val="Heading1"/>
       </w:pPr>
-      <w:r>
-        <w:t>Video 2</w:t>
-      </w:r>
-    </w:p>
-    <w:p/>
-    <w:p>
-      <w:pPr>
-        <w:pStyle w:val="Heading2"/>
-      </w:pPr>
-      <w:r>
-        <w:lastRenderedPageBreak/>
-        <w:t>Analysis</w:t>
-      </w:r>
-    </w:p>
-    <w:p>
-      <w:pPr>
-        <w:pStyle w:val="Heading2"/>
-      </w:pPr>
-      <w:r>
-        <w:t>Processing</w:t>
-      </w:r>
-    </w:p>
-    <w:p>
-      <w:pPr>
-        <w:pStyle w:val="Heading2"/>
-      </w:pPr>
-      <w:r>
-        <w:t>Metrics</w:t>
-      </w:r>
-    </w:p>
-    <w:p>
-      <w:pPr>
-        <w:pStyle w:val="Heading2"/>
-      </w:pPr>
-      <w:r>
-        <w:t xml:space="preserve">Conclusion </w:t>
-      </w:r>
-    </w:p>
-    <w:p/>
-    <w:p>
-      <w:pPr>
-        <w:pStyle w:val="Heading1"/>
-      </w:pPr>
-      <w:r>
-        <w:t>Frame Sequence</w:t>
-      </w:r>
-    </w:p>
-    <w:p/>
-    <w:p>
-      <w:pPr>
-        <w:pStyle w:val="Heading2"/>
-      </w:pPr>
-      <w:r>
-        <w:t>Analysis</w:t>
-      </w:r>
-    </w:p>
-    <w:p>
-      <w:pPr>
-        <w:pStyle w:val="Heading2"/>
-      </w:pPr>
-      <w:r>
-        <w:t>Processing</w:t>
-      </w:r>
-    </w:p>
-    <w:p>
-      <w:pPr>
-        <w:pStyle w:val="Heading2"/>
-      </w:pPr>
-      <w:r>
-        <w:t>Metrics</w:t>
-      </w:r>
-    </w:p>
-    <w:p>
-      <w:pPr>
-        <w:pStyle w:val="Heading2"/>
-      </w:pPr>
-      <w:r>
-        <w:t xml:space="preserve">Conclusion </w:t>
-      </w:r>
-    </w:p>
-    <w:p/>
-    <w:p>
-      <w:pPr>
-        <w:pStyle w:val="Heading1"/>
-      </w:pPr>
-      <w:r>
-        <w:t>Conclusion</w:t>
-      </w:r>
-    </w:p>
-    <w:p/>
-    <w:p>
-      <w:pPr>
-        <w:pStyle w:val="Heading1"/>
-      </w:pPr>
+      <w:bookmarkStart w:id="48" w:name="_Toc229752175"/>
       <w:r>
         <w:t>Bibliography</w:t>
       </w:r>
+      <w:bookmarkEnd w:id="48"/>
     </w:p>
     <w:p/>
     <w:p>
@@ -1568,7 +5176,7 @@
       <w:r>
         <w:t xml:space="preserve">, 13(22), p. 12186. Available at: </w:t>
       </w:r>
-      <w:hyperlink r:id="rId6" w:tgtFrame="_new" w:history="1">
+      <w:hyperlink r:id="rId9" w:tgtFrame="_new" w:history="1">
         <w:r>
           <w:rPr>
             <w:rStyle w:val="Hyperlink"/>
@@ -2210,6 +5818,7 @@
   <w:style w:type="character" w:default="1" w:styleId="DefaultParagraphFont">
     <w:name w:val="Default Paragraph Font"/>
     <w:uiPriority w:val="1"/>
+    <w:semiHidden/>
     <w:unhideWhenUsed/>
   </w:style>
   <w:style w:type="table" w:default="1" w:styleId="TableNormal">
@@ -2602,6 +6211,31 @@
       <w:shd w:val="clear" w:color="auto" w:fill="E1DFDD"/>
     </w:rPr>
   </w:style>
+  <w:style w:type="paragraph" w:styleId="TOC1">
+    <w:name w:val="toc 1"/>
+    <w:basedOn w:val="Normal"/>
+    <w:next w:val="Normal"/>
+    <w:autoRedefine/>
+    <w:uiPriority w:val="39"/>
+    <w:unhideWhenUsed/>
+    <w:rsid w:val="004B483C"/>
+    <w:pPr>
+      <w:spacing w:after="100"/>
+    </w:pPr>
+  </w:style>
+  <w:style w:type="paragraph" w:styleId="TOC2">
+    <w:name w:val="toc 2"/>
+    <w:basedOn w:val="Normal"/>
+    <w:next w:val="Normal"/>
+    <w:autoRedefine/>
+    <w:uiPriority w:val="39"/>
+    <w:unhideWhenUsed/>
+    <w:rsid w:val="004B483C"/>
+    <w:pPr>
+      <w:spacing w:after="100"/>
+      <w:ind w:left="240"/>
+    </w:pPr>
+  </w:style>
 </w:styles>
 </file>
 
